--- a/Especializacion/Evaluaciones/2026-2/Fichas de evaluacion/08 - G-008 - Modelo conceptual energia solar rural/1 - Ficha de preparacion.docx
+++ b/Especializacion/Evaluaciones/2026-2/Fichas de evaluacion/08 - G-008 - Modelo conceptual energia solar rural/1 - Ficha de preparacion.docx
@@ -437,7 +437,43 @@
           <w:color w:val="2B2B2B"/>
           <w:sz w:val="22"/>
         </w:rPr>
-        <w:t xml:space="preserve"> OE1: la sostenibilidad de los sistemas rurales depende de mantenimiento, seguimiento, capacidades locales y participación comunitaria, no sólo de la infraestructura (pp. 82-84). OE2: IoT, nube, analítica de datos e IA cumplen funciones complementarias sobre paneles, inversores, baterías y medidores (pp. 85-86). OE3: esas capacidades sólo rinden si los datos entran a procesos de supervisión, mantenimiento y decisión (pp. 91-94). El apartado 8.6 añade las condiciones habilitadoras: conectividad, capacidades técnicas, gobernanza, participación comunitaria y sostenibilidad financiera (pp. 94-95).</w:t>
+        <w:t xml:space="preserve"> OE1: la sostenibilidad de los sistemas rurales depende de mantenimiento, seguimiento, capacidades locales y participación comunitaria, no sólo de la infraestructura (pp. 82-84). OE2: IoT, nube, analítica de datos e IA cumplen funciones complementarias sobre paneles, inversores, baterías y medidores (pp. 85-89). OE3: esas capacidades sólo rinden si los datos entran a procesos de supervisión, mantenimiento y decisión (apartado 8.5, pp. 90-93). El apartado 8.6 (pp. 94-96) añade las condiciones habilitadoras, que en la Tabla 15 (pp. 95-96) son </w:t>
+      </w:r>
+      <w:r>
+        <w:rPr>
+          <w:rFonts w:ascii="Calibri" w:hAnsi="Calibri"/>
+          <w:b/>
+          <w:color w:val="2B2B2B"/>
+          <w:sz w:val="22"/>
+        </w:rPr>
+        <w:t>seis</w:t>
+      </w:r>
+      <w:r>
+        <w:rPr>
+          <w:rFonts w:ascii="Calibri" w:hAnsi="Calibri"/>
+          <w:b w:val="0"/>
+          <w:color w:val="2B2B2B"/>
+          <w:sz w:val="22"/>
+        </w:rPr>
+        <w:t xml:space="preserve">: infraestructura tecnológica adecuada, conectividad y comunicación de datos, capacidades técnicas y talento humano, marco normativo e institucional, participación comunitaria y sostenibilidad financiera. (La lista de </w:t>
+      </w:r>
+      <w:r>
+        <w:rPr>
+          <w:rFonts w:ascii="Calibri" w:hAnsi="Calibri"/>
+          <w:b/>
+          <w:color w:val="2B2B2B"/>
+          <w:sz w:val="22"/>
+        </w:rPr>
+        <w:t>cinco</w:t>
+      </w:r>
+      <w:r>
+        <w:rPr>
+          <w:rFonts w:ascii="Calibri" w:hAnsi="Calibri"/>
+          <w:b w:val="0"/>
+          <w:color w:val="2B2B2B"/>
+          <w:sz w:val="22"/>
+        </w:rPr>
+        <w:t xml:space="preserve"> que incluye «gobernanza» es otra: es la del quinto componente del modelo, p. 105.)</w:t>
       </w:r>
     </w:p>
     <w:p>
@@ -819,7 +855,79 @@
                 <w:color w:val="2B2B2B"/>
                 <w:sz w:val="20"/>
               </w:rPr>
-              <w:t>: la columna «País / Alcance» sólo usa *Internacional*, *Asia*, *Organismos regionales* y *Documentos nacionales*. El propio documento lo reconoce (pp. 23 y 75). Lo cumplido es un diagnóstico documental del contexto rural en general</w:t>
+              <w:t xml:space="preserve">: la columna «País / Alcance» sólo usa </w:t>
+            </w:r>
+            <w:r>
+              <w:rPr>
+                <w:rFonts w:ascii="Calibri" w:hAnsi="Calibri"/>
+                <w:i/>
+                <w:color w:val="2B2B2B"/>
+                <w:sz w:val="20"/>
+              </w:rPr>
+              <w:t>Internacional</w:t>
+            </w:r>
+            <w:r>
+              <w:rPr>
+                <w:rFonts w:ascii="Calibri" w:hAnsi="Calibri"/>
+                <w:b w:val="0"/>
+                <w:color w:val="2B2B2B"/>
+                <w:sz w:val="20"/>
+              </w:rPr>
+              <w:t xml:space="preserve">, </w:t>
+            </w:r>
+            <w:r>
+              <w:rPr>
+                <w:rFonts w:ascii="Calibri" w:hAnsi="Calibri"/>
+                <w:i/>
+                <w:color w:val="2B2B2B"/>
+                <w:sz w:val="20"/>
+              </w:rPr>
+              <w:t>Asia</w:t>
+            </w:r>
+            <w:r>
+              <w:rPr>
+                <w:rFonts w:ascii="Calibri" w:hAnsi="Calibri"/>
+                <w:b w:val="0"/>
+                <w:color w:val="2B2B2B"/>
+                <w:sz w:val="20"/>
+              </w:rPr>
+              <w:t xml:space="preserve">, </w:t>
+            </w:r>
+            <w:r>
+              <w:rPr>
+                <w:rFonts w:ascii="Calibri" w:hAnsi="Calibri"/>
+                <w:i/>
+                <w:color w:val="2B2B2B"/>
+                <w:sz w:val="20"/>
+              </w:rPr>
+              <w:t>Organismos regionales</w:t>
+            </w:r>
+            <w:r>
+              <w:rPr>
+                <w:rFonts w:ascii="Calibri" w:hAnsi="Calibri"/>
+                <w:b w:val="0"/>
+                <w:color w:val="2B2B2B"/>
+                <w:sz w:val="20"/>
+              </w:rPr>
+              <w:t xml:space="preserve"> y </w:t>
+            </w:r>
+            <w:r>
+              <w:rPr>
+                <w:rFonts w:ascii="Calibri" w:hAnsi="Calibri"/>
+                <w:i/>
+                <w:color w:val="2B2B2B"/>
+                <w:sz w:val="20"/>
+              </w:rPr>
+              <w:t>Documentos nacionales</w:t>
+            </w:r>
+            <w:r>
+              <w:rPr>
+                <w:rFonts w:ascii="Calibri" w:hAnsi="Calibri"/>
+                <w:b w:val="0"/>
+                <w:color w:val="2B2B2B"/>
+                <w:sz w:val="20"/>
+              </w:rPr>
+              <w:t>. El propio documento lo reconoce (pp. 23 y 75). Lo cumplido es un diagnóstico documental del contexto rural en general</w:t>
             </w:r>
           </w:p>
         </w:tc>
@@ -968,7 +1076,7 @@
                 <w:color w:val="2B2B2B"/>
                 <w:sz w:val="20"/>
               </w:rPr>
-              <w:t>Apartado 8.5, pp. 91-94: flujo funcional (Figura 8, p. 92), Tabla 13 de resultados y Tabla 14 de contribución (p. 94)</w:t>
+              <w:t>Apartado 8.5, pp. 90-93 (abre en la p. 90, justo debajo de la Figura 7): flujo funcional (Figura 8, p. 92), Tabla 13 de resultados (p. 92) y Tabla 14 de contribución (p. 94, ya dentro de 8.6)</w:t>
             </w:r>
           </w:p>
         </w:tc>
@@ -1053,7 +1161,7 @@
                 <w:color w:val="2B2B2B"/>
                 <w:sz w:val="20"/>
               </w:rPr>
-              <w:t>Apartado 8.8, pp. 102-116: ruta de construcción (Figura 10, p. 102), Tabla 17 de vacíos y aportes, Tabla 18 con los cinco componentes (pp. 106-107), arquitectura de seis etapas (pp. 107-110), Tabla 19 de riesgos (pp. 113-114) y ruta de aplicación (Figura 12, p. 116)</w:t>
+              <w:t>Apartado 8.8, pp. 102-113: ruta de construcción (Figura 10, p. 102), Tabla 17 de vacíos y aportes (pp. 103-104), Tabla 18 con los cinco componentes (pp. 106-107), arquitectura de seis etapas (pp. 107-110) y Tabla 19 de riesgos (pp. 113-114). La ruta de aplicación (Figura 12, p. 116) ya pertenece a 8.9 (pp. 114-115)</w:t>
             </w:r>
           </w:p>
         </w:tc>
@@ -1303,45 +1411,18 @@
           <w:color w:val="007433"/>
           <w:sz w:val="32"/>
         </w:rPr>
-        <w:t>4. Debilidades y huecos (con página)</w:t>
+        <w:t>4. OBSERVACIONES DEL DOCUMENTO — debilidades y huecos (con página)</w:t>
       </w:r>
     </w:p>
     <w:p>
       <w:r>
         <w:rPr>
           <w:rFonts w:ascii="Calibri" w:hAnsi="Calibri"/>
-          <w:b/>
-          <w:color w:val="2B2B2B"/>
-          <w:sz w:val="22"/>
-        </w:rPr>
-        <w:t>A. El dato central del método no coincide entre documento y presentación.</w:t>
-      </w:r>
-      <w:r>
-        <w:rPr>
-          <w:rFonts w:ascii="Calibri" w:hAnsi="Calibri"/>
-          <w:b w:val="0"/>
-          <w:color w:val="2B2B2B"/>
-          <w:sz w:val="22"/>
-        </w:rPr>
-        <w:t xml:space="preserve"> El documento dice 35 fuentes (pp. 8 y 40). La diapositiva 7 (Metodología) dice </w:t>
-      </w:r>
-      <w:r>
-        <w:rPr>
-          <w:rFonts w:ascii="Calibri" w:hAnsi="Calibri"/>
-          <w:b/>
-          <w:color w:val="2B2B2B"/>
-          <w:sz w:val="22"/>
-        </w:rPr>
-        <w:t>52 fuentes</w:t>
-      </w:r>
-      <w:r>
-        <w:rPr>
-          <w:rFonts w:ascii="Calibri" w:hAnsi="Calibri"/>
-          <w:b w:val="0"/>
-          <w:color w:val="2B2B2B"/>
-          <w:sz w:val="22"/>
-        </w:rPr>
-        <w:t>, y lo repite tres veces en la misma diapositiva. La diapositiva 8, del mismo mazo, vuelve a decir «Se analizaron 35 fuentes (D01–D35)». El mazo se contradice a sí mismo.</w:t>
+          <w:i/>
+          <w:color w:val="2B2B2B"/>
+          <w:sz w:val="22"/>
+        </w:rPr>
+        <w:t>Los reparos que nacen en el mazo —los tres porcentajes inventados, el techo que sube, el producto que no se proyecta y el título que cambia— están en la §5. Aquí queda sólo lo que se sostiene con el documento en la mano.</w:t>
       </w:r>
     </w:p>
     <w:p>
@@ -1352,7 +1433,7 @@
           <w:color w:val="2B2B2B"/>
           <w:sz w:val="22"/>
         </w:rPr>
-        <w:t>B. El corpus tiene cuatro duplicados.</w:t>
+        <w:t>A. El corpus tiene cuatro duplicados.</w:t>
       </w:r>
       <w:r>
         <w:rPr>
@@ -1523,7 +1604,25 @@
           <w:color w:val="2B2B2B"/>
           <w:sz w:val="22"/>
         </w:rPr>
-        <w:t>, y es justamente lo que suma la Tabla 7 de caracterización (6+8+7+5+5 = 31, p. 76), rotulada además como «cantidad aproximada» en un estudio cuyo corpus está enumerado uno por uno.</w:t>
+        <w:t xml:space="preserve">, y es justamente lo que suma la Tabla 7 de caracterización (6+8+7+5+5 = 31, p. 76), rotulada además como «cantidad aproximada» en un estudio cuyo corpus está enumerado uno por uno. El documento fija el tamaño en </w:t>
+      </w:r>
+      <w:r>
+        <w:rPr>
+          <w:rFonts w:ascii="Calibri" w:hAnsi="Calibri"/>
+          <w:b/>
+          <w:color w:val="2B2B2B"/>
+          <w:sz w:val="22"/>
+        </w:rPr>
+        <w:t>35 fuentes</w:t>
+      </w:r>
+      <w:r>
+        <w:rPr>
+          <w:rFonts w:ascii="Calibri" w:hAnsi="Calibri"/>
+          <w:b w:val="0"/>
+          <w:color w:val="2B2B2B"/>
+          <w:sz w:val="22"/>
+        </w:rPr>
+        <w:t xml:space="preserve"> (pp. 8 y 40); el mazo llega a decir 52 y se contradice a sí mismo una diapositiva después (§5, punto 1).</w:t>
       </w:r>
     </w:p>
     <w:p>
@@ -1534,7 +1633,7 @@
           <w:color w:val="2B2B2B"/>
           <w:sz w:val="22"/>
         </w:rPr>
-        <w:t>C. Porcentajes que no existen en el documento.</w:t>
+        <w:t>B. Y hay algo peor que la duplicación: los dos instrumentos usan numeraciones distintas.</w:t>
       </w:r>
       <w:r>
         <w:rPr>
@@ -1543,7 +1642,79 @@
           <w:color w:val="2B2B2B"/>
           <w:sz w:val="22"/>
         </w:rPr>
-        <w:t xml:space="preserve"> La diapositiva 8 afirma que «87% de los documentos destacan la energía solar como la tecnología más viable», «81% enfatizan el rol de las herramientas digitales» y «76% señalan que la integración mejora la eficiencia, reducción de costos y sostenibilidad». Ninguna de esas tres cifras aparece en las 129 páginas del documento, y la p. 42 dice expresamente que la codificación «no se utilizó como un procedimiento de análisis estadístico».</w:t>
+        <w:t xml:space="preserve"> En la Tabla 3 (p. 44) </w:t>
+      </w:r>
+      <w:r>
+        <w:rPr>
+          <w:rFonts w:ascii="Calibri" w:hAnsi="Calibri"/>
+          <w:b/>
+          <w:color w:val="2B2B2B"/>
+          <w:sz w:val="22"/>
+        </w:rPr>
+        <w:t>D06 = IEA 2022</w:t>
+      </w:r>
+      <w:r>
+        <w:rPr>
+          <w:rFonts w:ascii="Calibri" w:hAnsi="Calibri"/>
+          <w:b w:val="0"/>
+          <w:color w:val="2B2B2B"/>
+          <w:sz w:val="22"/>
+        </w:rPr>
+        <w:t xml:space="preserve">, alcance Internacional, etiquetado </w:t>
+      </w:r>
+      <w:r>
+        <w:rPr>
+          <w:rFonts w:ascii="Calibri" w:hAnsi="Calibri"/>
+          <w:b/>
+          <w:color w:val="2B2B2B"/>
+          <w:sz w:val="22"/>
+        </w:rPr>
+        <w:t>OE2</w:t>
+      </w:r>
+      <w:r>
+        <w:rPr>
+          <w:rFonts w:ascii="Calibri" w:hAnsi="Calibri"/>
+          <w:b w:val="0"/>
+          <w:color w:val="2B2B2B"/>
+          <w:sz w:val="22"/>
+        </w:rPr>
+        <w:t xml:space="preserve">. En la Tabla 4 (p. 50) </w:t>
+      </w:r>
+      <w:r>
+        <w:rPr>
+          <w:rFonts w:ascii="Calibri" w:hAnsi="Calibri"/>
+          <w:b/>
+          <w:color w:val="2B2B2B"/>
+          <w:sz w:val="22"/>
+        </w:rPr>
+        <w:t>D06 = un planteamiento del BID</w:t>
+      </w:r>
+      <w:r>
+        <w:rPr>
+          <w:rFonts w:ascii="Calibri" w:hAnsi="Calibri"/>
+          <w:b w:val="0"/>
+          <w:color w:val="2B2B2B"/>
+          <w:sz w:val="22"/>
+        </w:rPr>
+        <w:t xml:space="preserve"> («El BID señala que la expansión del acceso a la energía…»), etiquetado </w:t>
+      </w:r>
+      <w:r>
+        <w:rPr>
+          <w:rFonts w:ascii="Calibri" w:hAnsi="Calibri"/>
+          <w:b/>
+          <w:color w:val="2B2B2B"/>
+          <w:sz w:val="22"/>
+        </w:rPr>
+        <w:t>OE1</w:t>
+      </w:r>
+      <w:r>
+        <w:rPr>
+          <w:rFonts w:ascii="Calibri" w:hAnsi="Calibri"/>
+          <w:b w:val="0"/>
+          <w:color w:val="2B2B2B"/>
+          <w:sz w:val="22"/>
+        </w:rPr>
+        <w:t>. Desde ahí la Tabla 4 corre cinco posiciones: la IEA 2022 es allí D11 (p. 52), Deloitte D12 y McKinsey D13 (p. 53), Verhoef D14 (p. 54) —cada uno una sola vez—. Las dos tablas llegan a D35 pero no describen el mismo corpus: la Tabla 4 quedó con una numeración distinta —sin las repeticiones de esos cuatro autores— que nunca se reconcilió con la Tabla 3, y las Figuras 2, 4, 5 y 6 (pp. 77-81) están rotuladas «(D01–D35)» sin decir cuál de las dos numeraciones usan. Esto contradice de frente la trazabilidad que el propio documento reivindica en las pp. 43 y 66, y es la primera pregunta de la §6.</w:t>
       </w:r>
     </w:p>
     <w:p>
@@ -1554,7 +1725,7 @@
           <w:color w:val="2B2B2B"/>
           <w:sz w:val="22"/>
         </w:rPr>
-        <w:t>D. El anclaje al Valle del Cauca no está sostenido por el corpus.</w:t>
+        <w:t>C. El anclaje al Valle del Cauca no está sostenido por el corpus.</w:t>
       </w:r>
       <w:r>
         <w:rPr>
@@ -1581,7 +1752,7 @@
           <w:color w:val="2B2B2B"/>
           <w:sz w:val="22"/>
         </w:rPr>
-        <w:t>. Aun así, la p. 77 afirma que la inclusión de documentos «nacionales y regionales» permitió contextualizar el análisis «particularmente, al contexto del Valle del Cauca». El documento se corrige a sí mismo en la p. 75 y en la limitación de la p. 23, pero la afirmación de la p. 77 queda en pie.</w:t>
+        <w:t>. Aun así, la p. 77 afirma que la inclusión de documentos «nacionales y regionales» permitió contextualizar el análisis «particularmente, al contexto del Valle del Cauca». El documento se corrige a sí mismo en la p. 75 y en la limitación de la p. 23, pero la afirmación de la p. 77 queda en pie. El mazo no matiza nada: proyecta el Valle del Cauca en siete de sus diez diapositivas con contenido, siempre sin una fuente detrás (§5, punto 8).</w:t>
       </w:r>
     </w:p>
     <w:p>
@@ -1592,7 +1763,7 @@
           <w:color w:val="2B2B2B"/>
           <w:sz w:val="22"/>
         </w:rPr>
-        <w:t>E. Referencias que nadie usó, y algunas sin año.</w:t>
+        <w:t>D. Referencias que nadie usó, y algunas sin año.</w:t>
       </w:r>
       <w:r>
         <w:rPr>
@@ -1673,7 +1844,7 @@
           <w:color w:val="2B2B2B"/>
           <w:sz w:val="22"/>
         </w:rPr>
-        <w:t xml:space="preserve"> en el corpus D01–D35.</w:t>
+        <w:t xml:space="preserve"> en el corpus D01–D35. El mazo hereda el problema y le añade dos propios: una lista de referencias que se detiene en la letra M y otra que no cabe en la diapositiva (§5, puntos 10 a 12).</w:t>
       </w:r>
     </w:p>
     <w:p>
@@ -1684,7 +1855,7 @@
           <w:color w:val="2B2B2B"/>
           <w:sz w:val="22"/>
         </w:rPr>
-        <w:t>F. La presentación no muestra el producto.</w:t>
+        <w:t>E. Ningún contraste del modelo.</w:t>
       </w:r>
       <w:r>
         <w:rPr>
@@ -1693,7 +1864,25 @@
           <w:color w:val="2B2B2B"/>
           <w:sz w:val="22"/>
         </w:rPr>
-        <w:t xml:space="preserve"> En las 12 diapositivas no aparece el modelo de cinco componentes ni la arquitectura de seis etapas (Figura 11, p. 110). La única figura rotulada «modelo conceptual» es la rueda de la diapositiva 6, que organiza teorías, antecedentes y conceptos clave del marco referencial, no el resultado del OE4.</w:t>
+        <w:t xml:space="preserve"> El documento lo declara sin rodeos: la propuesta «no fue sometida a implementación piloto, pruebas de funcionamiento ni juicio de expertos» (p. 23). Para una especialización profesionalizante no se exige validación externa de instrumentos, pero un panel de tres expertos del sector era barato, viable en el semestre y habría convertido un modelo plausible en un modelo contrastado. </w:t>
+      </w:r>
+      <w:r>
+        <w:rPr>
+          <w:rFonts w:ascii="Calibri" w:hAnsi="Calibri"/>
+          <w:b/>
+          <w:color w:val="2B2B2B"/>
+          <w:sz w:val="22"/>
+        </w:rPr>
+        <w:t>Esto es lo que marca el techo de la nota</w:t>
+      </w:r>
+      <w:r>
+        <w:rPr>
+          <w:rFonts w:ascii="Calibri" w:hAnsi="Calibri"/>
+          <w:b w:val="0"/>
+          <w:color w:val="2B2B2B"/>
+          <w:sz w:val="22"/>
+        </w:rPr>
+        <w:t>, no las erratas. Su propia diapositiva 9 lo recomienda para el futuro —«realizar pilotos y evaluaciones continuas para validar y escalar el modelo»—, así que saben perfectamente lo que falta (§5, punto 9).</w:t>
       </w:r>
     </w:p>
     <w:p>
@@ -1704,7 +1893,7 @@
           <w:color w:val="2B2B2B"/>
           <w:sz w:val="22"/>
         </w:rPr>
-        <w:t>G. La presentación sube el techo del trabajo.</w:t>
+        <w:t>F. Veinticuatro páginas de matriz cruda dentro de metodología</w:t>
       </w:r>
       <w:r>
         <w:rPr>
@@ -1713,61 +1902,7 @@
           <w:color w:val="2B2B2B"/>
           <w:sz w:val="22"/>
         </w:rPr>
-        <w:t xml:space="preserve"> La diapositiva 9 concluye que «la energía solar fotovoltaica es la opción </w:t>
-      </w:r>
-      <w:r>
-        <w:rPr>
-          <w:rFonts w:ascii="Calibri" w:hAnsi="Calibri"/>
-          <w:b/>
-          <w:color w:val="2B2B2B"/>
-          <w:sz w:val="22"/>
-        </w:rPr>
-        <w:t>más viable</w:t>
-      </w:r>
-      <w:r>
-        <w:rPr>
-          <w:rFonts w:ascii="Calibri" w:hAnsi="Calibri"/>
-          <w:b w:val="0"/>
-          <w:color w:val="2B2B2B"/>
-          <w:sz w:val="22"/>
-        </w:rPr>
-        <w:t xml:space="preserve"> para comunidades rurales del Valle del Cauca por su disponibilidad, escalabilidad y </w:t>
-      </w:r>
-      <w:r>
-        <w:rPr>
-          <w:rFonts w:ascii="Calibri" w:hAnsi="Calibri"/>
-          <w:b/>
-          <w:color w:val="2B2B2B"/>
-          <w:sz w:val="22"/>
-        </w:rPr>
-        <w:t>reducción de costos</w:t>
-      </w:r>
-      <w:r>
-        <w:rPr>
-          <w:rFonts w:ascii="Calibri" w:hAnsi="Calibri"/>
-          <w:b w:val="0"/>
-          <w:color w:val="2B2B2B"/>
-          <w:sz w:val="22"/>
-        </w:rPr>
-        <w:t xml:space="preserve">» y que el proyecto «aporta al cumplimiento de los ODS 7, 9 y 11». El documento no evalúa costos —lo recomienda para futuras investigaciones (p. 125)— y no menciona los ODS en ninguna página. La diapositiva 8 cierra con «los resultados </w:t>
-      </w:r>
-      <w:r>
-        <w:rPr>
-          <w:rFonts w:ascii="Calibri" w:hAnsi="Calibri"/>
-          <w:b/>
-          <w:color w:val="2B2B2B"/>
-          <w:sz w:val="22"/>
-        </w:rPr>
-        <w:t>confirman</w:t>
-      </w:r>
-      <w:r>
-        <w:rPr>
-          <w:rFonts w:ascii="Calibri" w:hAnsi="Calibri"/>
-          <w:b w:val="0"/>
-          <w:color w:val="2B2B2B"/>
-          <w:sz w:val="22"/>
-        </w:rPr>
-        <w:t xml:space="preserve"> que la integración… optimiza la gestión energética», cuando la p. 123 dice que los resultados esperados «no deben interpretarse como efectos comprobados».</w:t>
+        <w:t xml:space="preserve"> (pp. 43-66), sin sección de Anexos en el contenido (pp. 3-5). La transparencia es una fortaleza (punto 3 arriba), pero el lugar es discutible: el instrumento ocupa una quinta parte del documento y parte el capítulo 7 en dos.</w:t>
       </w:r>
     </w:p>
     <w:p>
@@ -1778,7 +1913,7 @@
           <w:color w:val="2B2B2B"/>
           <w:sz w:val="22"/>
         </w:rPr>
-        <w:t>H. Pregunta de investigación y título cambian de una pieza a otra.</w:t>
+        <w:t>G. No hay reporte de similitud ni declaración de uso de IA generativa.</w:t>
       </w:r>
       <w:r>
         <w:rPr>
@@ -1787,61 +1922,7 @@
           <w:color w:val="2B2B2B"/>
           <w:sz w:val="22"/>
         </w:rPr>
-        <w:t xml:space="preserve"> Documento p. 18: «¿Cómo </w:t>
-      </w:r>
-      <w:r>
-        <w:rPr>
-          <w:rFonts w:ascii="Calibri" w:hAnsi="Calibri"/>
-          <w:b/>
-          <w:color w:val="2B2B2B"/>
-          <w:sz w:val="22"/>
-        </w:rPr>
-        <w:t>estructurar un modelo conceptual</w:t>
-      </w:r>
-      <w:r>
-        <w:rPr>
-          <w:rFonts w:ascii="Calibri" w:hAnsi="Calibri"/>
-          <w:b w:val="0"/>
-          <w:color w:val="2B2B2B"/>
-          <w:sz w:val="22"/>
-        </w:rPr>
-        <w:t xml:space="preserve"> que integre herramientas… para fortalecer la gestión…?». Diapositiva 3: «¿Cómo puede la </w:t>
-      </w:r>
-      <w:r>
-        <w:rPr>
-          <w:rFonts w:ascii="Calibri" w:hAnsi="Calibri"/>
-          <w:b/>
-          <w:color w:val="2B2B2B"/>
-          <w:sz w:val="22"/>
-        </w:rPr>
-        <w:t>integración</w:t>
-      </w:r>
-      <w:r>
-        <w:rPr>
-          <w:rFonts w:ascii="Calibri" w:hAnsi="Calibri"/>
-          <w:b w:val="0"/>
-          <w:color w:val="2B2B2B"/>
-          <w:sz w:val="22"/>
-        </w:rPr>
-        <w:t xml:space="preserve"> de sistemas de energía solar con herramientas de transformación digital contribuir a </w:t>
-      </w:r>
-      <w:r>
-        <w:rPr>
-          <w:rFonts w:ascii="Calibri" w:hAnsi="Calibri"/>
-          <w:b/>
-          <w:color w:val="2B2B2B"/>
-          <w:sz w:val="22"/>
-        </w:rPr>
-        <w:t>mejorar el acceso</w:t>
-      </w:r>
-      <w:r>
-        <w:rPr>
-          <w:rFonts w:ascii="Calibri" w:hAnsi="Calibri"/>
-          <w:b w:val="0"/>
-          <w:color w:val="2B2B2B"/>
-          <w:sz w:val="22"/>
-        </w:rPr>
-        <w:t xml:space="preserve"> y la gestión energética…?». Y el título de la diapositiva 1 es «Análisis de la integración de energía solar y transformación digital para optimizar la gestión energética…», distinto del de la portada (p. 1).</w:t>
+        <w:t xml:space="preserve"> Buscado en preliminares (pp. 11-12) y en todo el texto: no aparece Turnitin, porcentaje de similitud ni declaración sobre herramientas de IA. Es asunto del metodólogo, no criterio del jurado; se anota en la sección 8.</w:t>
       </w:r>
     </w:p>
     <w:p>
@@ -1852,7 +1933,7 @@
           <w:color w:val="2B2B2B"/>
           <w:sz w:val="22"/>
         </w:rPr>
-        <w:t>I. Ningún contraste del modelo.</w:t>
+        <w:t>Forma (no se pregunta en sala).</w:t>
       </w:r>
       <w:r>
         <w:rPr>
@@ -1861,85 +1942,7 @@
           <w:color w:val="2B2B2B"/>
           <w:sz w:val="22"/>
         </w:rPr>
-        <w:t xml:space="preserve"> El documento lo declara sin rodeos: la propuesta «no fue sometida a implementación piloto, pruebas de funcionamiento ni juicio de expertos» (p. 23). Para una especialización profesionalizante no se exige validación externa de instrumentos, pero un panel de tres expertos del sector era barato, viable en el semestre y habría convertido un modelo plausible en un modelo contrastado. </w:t>
-      </w:r>
-      <w:r>
-        <w:rPr>
-          <w:rFonts w:ascii="Calibri" w:hAnsi="Calibri"/>
-          <w:b/>
-          <w:color w:val="2B2B2B"/>
-          <w:sz w:val="22"/>
-        </w:rPr>
-        <w:t>Esto es lo que marca el techo de la nota</w:t>
-      </w:r>
-      <w:r>
-        <w:rPr>
-          <w:rFonts w:ascii="Calibri" w:hAnsi="Calibri"/>
-          <w:b w:val="0"/>
-          <w:color w:val="2B2B2B"/>
-          <w:sz w:val="22"/>
-        </w:rPr>
-        <w:t>, no las erratas.</w:t>
-      </w:r>
-    </w:p>
-    <w:p>
-      <w:r>
-        <w:rPr>
-          <w:rFonts w:ascii="Calibri" w:hAnsi="Calibri"/>
-          <w:b/>
-          <w:color w:val="2B2B2B"/>
-          <w:sz w:val="22"/>
-        </w:rPr>
-        <w:t>J. Veinticuatro páginas de matriz cruda dentro de metodología</w:t>
-      </w:r>
-      <w:r>
-        <w:rPr>
-          <w:rFonts w:ascii="Calibri" w:hAnsi="Calibri"/>
-          <w:b w:val="0"/>
-          <w:color w:val="2B2B2B"/>
-          <w:sz w:val="22"/>
-        </w:rPr>
-        <w:t xml:space="preserve"> (pp. 43-66), sin sección de Anexos en el contenido (pp. 3-5). La transparencia es una fortaleza (punto 3 arriba), pero el lugar es discutible: el instrumento ocupa una quinta parte del documento y parte el capítulo 7 en dos.</w:t>
-      </w:r>
-    </w:p>
-    <w:p>
-      <w:r>
-        <w:rPr>
-          <w:rFonts w:ascii="Calibri" w:hAnsi="Calibri"/>
-          <w:b/>
-          <w:color w:val="2B2B2B"/>
-          <w:sz w:val="22"/>
-        </w:rPr>
-        <w:t>K. No hay reporte de similitud ni declaración de uso de IA generativa.</w:t>
-      </w:r>
-      <w:r>
-        <w:rPr>
-          <w:rFonts w:ascii="Calibri" w:hAnsi="Calibri"/>
-          <w:b w:val="0"/>
-          <w:color w:val="2B2B2B"/>
-          <w:sz w:val="22"/>
-        </w:rPr>
-        <w:t xml:space="preserve"> Buscado en preliminares (pp. 11-12) y en todo el texto: no aparece Turnitin, porcentaje de similitud ni declaración sobre herramientas de IA. Es asunto del metodólogo, no criterio del jurado; se anota en la sección 8.</w:t>
-      </w:r>
-    </w:p>
-    <w:p>
-      <w:r>
-        <w:rPr>
-          <w:rFonts w:ascii="Calibri" w:hAnsi="Calibri"/>
-          <w:b/>
-          <w:color w:val="2B2B2B"/>
-          <w:sz w:val="22"/>
-        </w:rPr>
-        <w:t>Forma (no se pregunta en sala).</w:t>
-      </w:r>
-      <w:r>
-        <w:rPr>
-          <w:rFonts w:ascii="Calibri" w:hAnsi="Calibri"/>
-          <w:b w:val="0"/>
-          <w:color w:val="2B2B2B"/>
-          <w:sz w:val="22"/>
-        </w:rPr>
-        <w:t xml:space="preserve"> La p. 17 arrastra un «(2024-2025)» incrustado en mitad de una frase. En la diapositiva 2, según se lee en la imagen, hay una frase corrompida («…como alternativa para mejorar una *resiraatica* para mejorar el acceso energético…»), se repite «digitales, digitales» y el párrafo de contexto queda cortado en «…que optimicen su». La diapositiva 9 conserva debajo de la imagen el texto de plantilla sin reemplazar («Impliacnes» / «Podeos mejorar procesos»), y la diapositiva 12 es el divisor «Recursos adicionales» de la plantilla CUN.</w:t>
+        <w:t xml:space="preserve"> La p. 17 arrastra un «(2024-2025)» incrustado en mitad de una frase. Las erratas del mazo están al final de la §5, en su propio párrafo.</w:t>
       </w:r>
     </w:p>
     <w:p>
@@ -1953,7 +1956,1063 @@
           <w:color w:val="007433"/>
           <w:sz w:val="32"/>
         </w:rPr>
-        <w:t>5. PREGUNTAS ANTES de escuchar la sustentación</w:t>
+        <w:t>5. OBSERVACIONES DE LAS DIAPOSITIVAS — qué proyectan y en qué se separan del documento</w:t>
+      </w:r>
+    </w:p>
+    <w:p>
+      <w:r>
+        <w:rPr>
+          <w:rFonts w:ascii="Calibri" w:hAnsi="Calibri"/>
+          <w:b/>
+          <w:color w:val="2B2B2B"/>
+          <w:sz w:val="22"/>
+        </w:rPr>
+        <w:t>Mazo:</w:t>
+      </w:r>
+      <w:r>
+        <w:rPr>
+          <w:rFonts w:ascii="Calibri" w:hAnsi="Calibri"/>
+          <w:b w:val="0"/>
+          <w:color w:val="2B2B2B"/>
+          <w:sz w:val="22"/>
+        </w:rPr>
+        <w:t xml:space="preserve"> </w:t>
+      </w:r>
+      <w:r>
+        <w:rPr>
+          <w:rFonts w:ascii="Consolas" w:hAnsi="Consolas"/>
+          <w:color w:val="111111"/>
+          <w:sz w:val="21"/>
+        </w:rPr>
+        <w:t>ACA_3_Proyecto de Grado_ plantilla de presentacion..pdf</w:t>
+      </w:r>
+      <w:r>
+        <w:rPr>
+          <w:rFonts w:ascii="Calibri" w:hAnsi="Calibri"/>
+          <w:b w:val="0"/>
+          <w:color w:val="2B2B2B"/>
+          <w:sz w:val="22"/>
+        </w:rPr>
+        <w:t xml:space="preserve"> — </w:t>
+      </w:r>
+      <w:r>
+        <w:rPr>
+          <w:rFonts w:ascii="Calibri" w:hAnsi="Calibri"/>
+          <w:b/>
+          <w:color w:val="2B2B2B"/>
+          <w:sz w:val="22"/>
+        </w:rPr>
+        <w:t>12 diapositivas</w:t>
+      </w:r>
+      <w:r>
+        <w:rPr>
+          <w:rFonts w:ascii="Calibri" w:hAnsi="Calibri"/>
+          <w:b w:val="0"/>
+          <w:color w:val="2B2B2B"/>
+          <w:sz w:val="22"/>
+        </w:rPr>
+        <w:t xml:space="preserve"> (1 portada · 2 introducción: contexto e importancia · 3 planteamiento del problema y pregunta central · 4 objetivos general y específicos · 5 justificación, siete bloques · 6 marco referencial: la rueda de teorías, antecedentes y conceptos clave · 7 metodología · 8 discusión, resultados y aportes · 9 conclusiones, recomendaciones e implicaciones · 10 referencias bibliográficas · 11 divisor «Preguntas» de plantilla · 12 divisor «Recursos adicionales» de plantilla). El PDF tiene 141 páginas: desde la 13 trae pegado el documento completo, así que </w:t>
+      </w:r>
+      <w:r>
+        <w:rPr>
+          <w:rFonts w:ascii="Calibri" w:hAnsi="Calibri"/>
+          <w:b/>
+          <w:color w:val="2B2B2B"/>
+          <w:sz w:val="22"/>
+        </w:rPr>
+        <w:t>hay que pararse en la 12</w:t>
+      </w:r>
+      <w:r>
+        <w:rPr>
+          <w:rFonts w:ascii="Calibri" w:hAnsi="Calibri"/>
+          <w:b w:val="0"/>
+          <w:color w:val="2B2B2B"/>
+          <w:sz w:val="22"/>
+        </w:rPr>
+        <w:t xml:space="preserve"> (§9, punto 4).</w:t>
+      </w:r>
+    </w:p>
+    <w:p>
+      <w:r>
+        <w:rPr>
+          <w:rFonts w:ascii="Calibri" w:hAnsi="Calibri"/>
+          <w:b w:val="0"/>
+          <w:color w:val="2B2B2B"/>
+          <w:sz w:val="22"/>
+        </w:rPr>
+        <w:t xml:space="preserve">Este mazo hace lo contrario de lo que hace el documento. El documento es honesto con sus límites —declara que no hubo piloto, ni pruebas, ni juicio de expertos (p. 23), y que sus resultados esperados «no deben interpretarse como efectos comprobados» (p. 123)—; la pantalla sube el techo: añade tres porcentajes que no existen, un cuarto tamaño del corpus, una cuarta redacción del modelo, unos ODS que no aparecen en ninguna página y un título y una pregunta propios. Y al mismo tiempo deja fuera el producto: el modelo de cinco componentes, la arquitectura de seis etapas, los siete riesgos y las dos rutas no llegan a proyectarse. El resumen operativo para la sala es incómodo y hay que tenerlo claro antes de entrar: </w:t>
+      </w:r>
+      <w:r>
+        <w:rPr>
+          <w:rFonts w:ascii="Calibri" w:hAnsi="Calibri"/>
+          <w:b/>
+          <w:color w:val="2B2B2B"/>
+          <w:sz w:val="22"/>
+        </w:rPr>
+        <w:t>lo que el jurado va a ver exagera, y lo que sostiene la nota se queda fuera de la pantalla</w:t>
+      </w:r>
+      <w:r>
+        <w:rPr>
+          <w:rFonts w:ascii="Calibri" w:hAnsi="Calibri"/>
+          <w:b w:val="0"/>
+          <w:color w:val="2B2B2B"/>
+          <w:sz w:val="22"/>
+        </w:rPr>
+        <w:t>. Por eso dos de las tres preguntas prioritarias hay que hacerlas con el documento abierto, no señalando la proyección.</w:t>
+      </w:r>
+    </w:p>
+    <w:p>
+      <w:pPr>
+        <w:pStyle w:val="ListNumber"/>
+      </w:pPr>
+      <w:r>
+        <w:rPr>
+          <w:rFonts w:ascii="Calibri" w:hAnsi="Calibri"/>
+          <w:b/>
+          <w:color w:val="2B2B2B"/>
+          <w:sz w:val="22"/>
+        </w:rPr>
+        <w:t>La cifra del corpus cambia dentro del propio mazo.</w:t>
+      </w:r>
+      <w:r>
+        <w:rPr>
+          <w:rFonts w:ascii="Calibri" w:hAnsi="Calibri"/>
+          <w:b w:val="0"/>
+          <w:color w:val="2B2B2B"/>
+          <w:sz w:val="22"/>
+        </w:rPr>
+        <w:t xml:space="preserve"> La diapositiva 7 dice </w:t>
+      </w:r>
+      <w:r>
+        <w:rPr>
+          <w:rFonts w:ascii="Calibri" w:hAnsi="Calibri"/>
+          <w:b/>
+          <w:color w:val="2B2B2B"/>
+          <w:sz w:val="22"/>
+        </w:rPr>
+        <w:t>52 fuentes</w:t>
+      </w:r>
+      <w:r>
+        <w:rPr>
+          <w:rFonts w:ascii="Calibri" w:hAnsi="Calibri"/>
+          <w:b w:val="0"/>
+          <w:color w:val="2B2B2B"/>
+          <w:sz w:val="22"/>
+        </w:rPr>
+        <w:t xml:space="preserve"> tres veces en la misma pantalla —en la línea de entrada, en «7.3 Unidad de análisis: 52 fuentes documentales» y en el «EN SÍNTESIS»— y la diapositiva 8, la siguiente, abre con «Se analizaron 35 fuentes (D01–D35)». Con el documento son cuatro cifras para el mismo corpus: 52 y 35 en el mazo, 35 en el texto (pp. 8 y 40) y 31 en la suma de la Tabla 7 (p. 76). Esa línea de la 8 es además la única mención de los códigos D01–D35 en las doce diapositivas: la matriz que es la mayor fortaleza del trabajo no se proyecta nunca.</w:t>
+      </w:r>
+    </w:p>
+    <w:p>
+      <w:pPr>
+        <w:pStyle w:val="ListNumber"/>
+      </w:pPr>
+      <w:r>
+        <w:rPr>
+          <w:rFonts w:ascii="Calibri" w:hAnsi="Calibri"/>
+          <w:b/>
+          <w:color w:val="2B2B2B"/>
+          <w:sz w:val="22"/>
+        </w:rPr>
+        <w:t>Los tres porcentajes de la diapositiva 8 no existen en el documento.</w:t>
+      </w:r>
+      <w:r>
+        <w:rPr>
+          <w:rFonts w:ascii="Calibri" w:hAnsi="Calibri"/>
+          <w:b w:val="0"/>
+          <w:color w:val="2B2B2B"/>
+          <w:sz w:val="22"/>
+        </w:rPr>
+        <w:t xml:space="preserve"> «87% de los documentos destacan la energía solar como la tecnología más viable», «81% enfatizan el rol de las herramientas digitales» y «76% señalan que la integración mejora la eficiencia, reducción de costos y sostenibilidad», los tres con su icono, en la columna «1. RESULTADOS CLAVE». El signo «%» no aparece ni una vez en el texto de las 129 páginas; los únicos porcentajes están dentro de las imágenes de las Figuras 2, 4, 5, 6 y 7 y son otros; y la p. 42 declara que la codificación «no se utilizó como un procedimiento de análisis estadístico». Es la </w:t>
+      </w:r>
+      <w:r>
+        <w:rPr>
+          <w:rFonts w:ascii="Calibri" w:hAnsi="Calibri"/>
+          <w:b/>
+          <w:color w:val="2B2B2B"/>
+          <w:sz w:val="22"/>
+        </w:rPr>
+        <w:t>pregunta prioritaria 3</w:t>
+      </w:r>
+      <w:r>
+        <w:rPr>
+          <w:rFonts w:ascii="Calibri" w:hAnsi="Calibri"/>
+          <w:b w:val="0"/>
+          <w:color w:val="2B2B2B"/>
+          <w:sz w:val="22"/>
+        </w:rPr>
+        <w:t>, y es la única que se hace mejor con la pantalla que con el documento: la diapositiva enseña el número y no la fuente.</w:t>
+      </w:r>
+    </w:p>
+    <w:p>
+      <w:pPr>
+        <w:pStyle w:val="ListNumber"/>
+      </w:pPr>
+      <w:r>
+        <w:rPr>
+          <w:rFonts w:ascii="Calibri" w:hAnsi="Calibri"/>
+          <w:b/>
+          <w:color w:val="2B2B2B"/>
+          <w:sz w:val="22"/>
+        </w:rPr>
+        <w:t>El producto del OE4 no se proyecta.</w:t>
+      </w:r>
+      <w:r>
+        <w:rPr>
+          <w:rFonts w:ascii="Calibri" w:hAnsi="Calibri"/>
+          <w:b w:val="0"/>
+          <w:color w:val="2B2B2B"/>
+          <w:sz w:val="22"/>
+        </w:rPr>
+        <w:t xml:space="preserve"> En las doce diapositivas no está el modelo de cinco componentes (Tabla 18, pp. 106-107), ni la arquitectura conceptual de datos e IoT de seis etapas (Figura 11, p. 110), ni la Tabla 19 de siete riesgos con sus alternativas (pp. 113-114), ni la ruta de aplicación (Figura 12, p. 116), ni la ruta de construcción (Figura 10, p. 102). Lo único rotulado «modelo conceptual» en pantalla es el centro de la rueda de la diapositiva 6, que organiza teorías, antecedentes y conceptos clave: es el </w:t>
+      </w:r>
+      <w:r>
+        <w:rPr>
+          <w:rFonts w:ascii="Calibri" w:hAnsi="Calibri"/>
+          <w:b/>
+          <w:color w:val="2B2B2B"/>
+          <w:sz w:val="22"/>
+        </w:rPr>
+        <w:t>marco referencial</w:t>
+      </w:r>
+      <w:r>
+        <w:rPr>
+          <w:rFonts w:ascii="Calibri" w:hAnsi="Calibri"/>
+          <w:b w:val="0"/>
+          <w:color w:val="2B2B2B"/>
+          <w:sz w:val="22"/>
+        </w:rPr>
+        <w:t>, no el resultado. Lo mejor del trabajo se queda fuera de la proyección, y es justamente lo que sostiene el criterio 4 de la §8.1. De ahí la primera condicional de la §7: si no lo muestran, hay que pedirles que lo describan.</w:t>
+      </w:r>
+    </w:p>
+    <w:p>
+      <w:pPr>
+        <w:pStyle w:val="ListNumber"/>
+      </w:pPr>
+      <w:r>
+        <w:rPr>
+          <w:rFonts w:ascii="Calibri" w:hAnsi="Calibri"/>
+          <w:b/>
+          <w:color w:val="2B2B2B"/>
+          <w:sz w:val="22"/>
+        </w:rPr>
+        <w:t>La única descripción del modelo que llega a pantalla es una lista de adjetivos que no está en el documento.</w:t>
+      </w:r>
+      <w:r>
+        <w:rPr>
+          <w:rFonts w:ascii="Calibri" w:hAnsi="Calibri"/>
+          <w:b w:val="0"/>
+          <w:color w:val="2B2B2B"/>
+          <w:sz w:val="22"/>
+        </w:rPr>
+        <w:t xml:space="preserve"> Quinta conclusión de la diapositiva 9: «El modelo conceptual integra dimensiones </w:t>
+      </w:r>
+      <w:r>
+        <w:rPr>
+          <w:rFonts w:ascii="Calibri" w:hAnsi="Calibri"/>
+          <w:b/>
+          <w:color w:val="2B2B2B"/>
+          <w:sz w:val="22"/>
+        </w:rPr>
+        <w:t>técnicas, organizacionales, ambientales y sociales</w:t>
+      </w:r>
+      <w:r>
+        <w:rPr>
+          <w:rFonts w:ascii="Calibri" w:hAnsi="Calibri"/>
+          <w:b w:val="0"/>
+          <w:color w:val="2B2B2B"/>
+          <w:sz w:val="22"/>
+        </w:rPr>
+        <w:t xml:space="preserve">, adaptadas al contexto rural del Valle del Cauca». El documento organiza el modelo en </w:t>
+      </w:r>
+      <w:r>
+        <w:rPr>
+          <w:rFonts w:ascii="Calibri" w:hAnsi="Calibri"/>
+          <w:b/>
+          <w:color w:val="2B2B2B"/>
+          <w:sz w:val="22"/>
+        </w:rPr>
+        <w:t>cinco componentes estructurales</w:t>
+      </w:r>
+      <w:r>
+        <w:rPr>
+          <w:rFonts w:ascii="Calibri" w:hAnsi="Calibri"/>
+          <w:b w:val="0"/>
+          <w:color w:val="2B2B2B"/>
+          <w:sz w:val="22"/>
+        </w:rPr>
+        <w:t xml:space="preserve"> (pp. 104 y 122) y, una página antes, en «</w:t>
+      </w:r>
+      <w:r>
+        <w:rPr>
+          <w:rFonts w:ascii="Calibri" w:hAnsi="Calibri"/>
+          <w:b/>
+          <w:color w:val="2B2B2B"/>
+          <w:sz w:val="22"/>
+        </w:rPr>
+        <w:t>cuatro dimensiones</w:t>
+      </w:r>
+      <w:r>
+        <w:rPr>
+          <w:rFonts w:ascii="Calibri" w:hAnsi="Calibri"/>
+          <w:b w:val="0"/>
+          <w:color w:val="2B2B2B"/>
+          <w:sz w:val="22"/>
+        </w:rPr>
+        <w:t xml:space="preserve">: infraestructura energética, herramientas de transformación digital, gestión energética inteligente y condiciones habilitadoras» (p. 103). La expresión «ambientales y sociales» no aparece en ninguna de las 129 páginas. Es decir: la contradicción de la reserva nº 5 —cuatro contra cinco— se proyecta con una </w:t>
+      </w:r>
+      <w:r>
+        <w:rPr>
+          <w:rFonts w:ascii="Calibri" w:hAnsi="Calibri"/>
+          <w:b/>
+          <w:color w:val="2B2B2B"/>
+          <w:sz w:val="22"/>
+        </w:rPr>
+        <w:t>tercera</w:t>
+      </w:r>
+      <w:r>
+        <w:rPr>
+          <w:rFonts w:ascii="Calibri" w:hAnsi="Calibri"/>
+          <w:b w:val="0"/>
+          <w:color w:val="2B2B2B"/>
+          <w:sz w:val="22"/>
+        </w:rPr>
+        <w:t xml:space="preserve"> redacción encima, y ninguna de las tres nombra los componentes reales.</w:t>
+      </w:r>
+    </w:p>
+    <w:p>
+      <w:pPr>
+        <w:pStyle w:val="ListNumber"/>
+      </w:pPr>
+      <w:r>
+        <w:rPr>
+          <w:rFonts w:ascii="Calibri" w:hAnsi="Calibri"/>
+          <w:b/>
+          <w:color w:val="2B2B2B"/>
+          <w:sz w:val="22"/>
+        </w:rPr>
+        <w:t>La diapositiva 9 concluye lo que el documento no evalúa.</w:t>
+      </w:r>
+      <w:r>
+        <w:rPr>
+          <w:rFonts w:ascii="Calibri" w:hAnsi="Calibri"/>
+          <w:b w:val="0"/>
+          <w:color w:val="2B2B2B"/>
+          <w:sz w:val="22"/>
+        </w:rPr>
+        <w:t xml:space="preserve"> «La energía solar fotovoltaica es la opción </w:t>
+      </w:r>
+      <w:r>
+        <w:rPr>
+          <w:rFonts w:ascii="Calibri" w:hAnsi="Calibri"/>
+          <w:b/>
+          <w:color w:val="2B2B2B"/>
+          <w:sz w:val="22"/>
+        </w:rPr>
+        <w:t>más viable</w:t>
+      </w:r>
+      <w:r>
+        <w:rPr>
+          <w:rFonts w:ascii="Calibri" w:hAnsi="Calibri"/>
+          <w:b w:val="0"/>
+          <w:color w:val="2B2B2B"/>
+          <w:sz w:val="22"/>
+        </w:rPr>
+        <w:t xml:space="preserve"> … por su disponibilidad, </w:t>
+      </w:r>
+      <w:r>
+        <w:rPr>
+          <w:rFonts w:ascii="Calibri" w:hAnsi="Calibri"/>
+          <w:b/>
+          <w:color w:val="2B2B2B"/>
+          <w:sz w:val="22"/>
+        </w:rPr>
+        <w:t>escalabilidad</w:t>
+      </w:r>
+      <w:r>
+        <w:rPr>
+          <w:rFonts w:ascii="Calibri" w:hAnsi="Calibri"/>
+          <w:b w:val="0"/>
+          <w:color w:val="2B2B2B"/>
+          <w:sz w:val="22"/>
+        </w:rPr>
+        <w:t xml:space="preserve"> y </w:t>
+      </w:r>
+      <w:r>
+        <w:rPr>
+          <w:rFonts w:ascii="Calibri" w:hAnsi="Calibri"/>
+          <w:b/>
+          <w:color w:val="2B2B2B"/>
+          <w:sz w:val="22"/>
+        </w:rPr>
+        <w:t>reducción de costos</w:t>
+      </w:r>
+      <w:r>
+        <w:rPr>
+          <w:rFonts w:ascii="Calibri" w:hAnsi="Calibri"/>
+          <w:b w:val="0"/>
+          <w:color w:val="2B2B2B"/>
+          <w:sz w:val="22"/>
+        </w:rPr>
+        <w:t xml:space="preserve">»: «reducción de costos» da cero coincidencias en las 129 páginas, «escalabilidad» aparece una sola vez y en la introducción (p. 13), y la evaluación técnica y económica queda declarada como recomendación para futuras investigaciones (p. 125). Y la última implicación dice «Aporta al cumplimiento de los Objetivos de Desarrollo Sostenible (ODS), especialmente </w:t>
+      </w:r>
+      <w:r>
+        <w:rPr>
+          <w:rFonts w:ascii="Calibri" w:hAnsi="Calibri"/>
+          <w:b/>
+          <w:color w:val="2B2B2B"/>
+          <w:sz w:val="22"/>
+        </w:rPr>
+        <w:t>ODS 7, 9 y 11</w:t>
+      </w:r>
+      <w:r>
+        <w:rPr>
+          <w:rFonts w:ascii="Calibri" w:hAnsi="Calibri"/>
+          <w:b w:val="0"/>
+          <w:color w:val="2B2B2B"/>
+          <w:sz w:val="22"/>
+        </w:rPr>
+        <w:t>»: ni «ODS» ni «Objetivos de Desarrollo» aparecen en el documento. Son dos afirmaciones que nacen en la pantalla, y las dos tienen su condicional en la §7.</w:t>
+      </w:r>
+    </w:p>
+    <w:p>
+      <w:pPr>
+        <w:pStyle w:val="ListNumber"/>
+      </w:pPr>
+      <w:r>
+        <w:rPr>
+          <w:rFonts w:ascii="Calibri" w:hAnsi="Calibri"/>
+          <w:b/>
+          <w:color w:val="2B2B2B"/>
+          <w:sz w:val="22"/>
+        </w:rPr>
+        <w:t>La diapositiva 8 le cambia el verbo al trabajo.</w:t>
+      </w:r>
+      <w:r>
+        <w:rPr>
+          <w:rFonts w:ascii="Calibri" w:hAnsi="Calibri"/>
+          <w:b w:val="0"/>
+          <w:color w:val="2B2B2B"/>
+          <w:sz w:val="22"/>
+        </w:rPr>
+        <w:t xml:space="preserve"> Cierra con «EN CONCLUSIÓN: los resultados </w:t>
+      </w:r>
+      <w:r>
+        <w:rPr>
+          <w:rFonts w:ascii="Calibri" w:hAnsi="Calibri"/>
+          <w:b/>
+          <w:color w:val="2B2B2B"/>
+          <w:sz w:val="22"/>
+        </w:rPr>
+        <w:t>confirman</w:t>
+      </w:r>
+      <w:r>
+        <w:rPr>
+          <w:rFonts w:ascii="Calibri" w:hAnsi="Calibri"/>
+          <w:b w:val="0"/>
+          <w:color w:val="2B2B2B"/>
+          <w:sz w:val="22"/>
+        </w:rPr>
+        <w:t xml:space="preserve"> que la integración … </w:t>
+      </w:r>
+      <w:r>
+        <w:rPr>
+          <w:rFonts w:ascii="Calibri" w:hAnsi="Calibri"/>
+          <w:b/>
+          <w:color w:val="2B2B2B"/>
+          <w:sz w:val="22"/>
+        </w:rPr>
+        <w:t>optimiza</w:t>
+      </w:r>
+      <w:r>
+        <w:rPr>
+          <w:rFonts w:ascii="Calibri" w:hAnsi="Calibri"/>
+          <w:b w:val="0"/>
+          <w:color w:val="2B2B2B"/>
+          <w:sz w:val="22"/>
+        </w:rPr>
+        <w:t xml:space="preserve"> la gestión energética», cuando el documento marca sus resultados como no comprobados en cuatro páginas distintas (105, 106, 119 y 123) y su objetivo general es «</w:t>
+      </w:r>
+      <w:r>
+        <w:rPr>
+          <w:rFonts w:ascii="Calibri" w:hAnsi="Calibri"/>
+          <w:b/>
+          <w:color w:val="2B2B2B"/>
+          <w:sz w:val="22"/>
+        </w:rPr>
+        <w:t>proponer</w:t>
+      </w:r>
+      <w:r>
+        <w:rPr>
+          <w:rFonts w:ascii="Calibri" w:hAnsi="Calibri"/>
+          <w:b w:val="0"/>
+          <w:color w:val="2B2B2B"/>
+          <w:sz w:val="22"/>
+        </w:rPr>
+        <w:t xml:space="preserve">» (p. 19). En la misma diapositiva, «APORTE PRÁCTICO: Ofrece lineamientos para el diseño </w:t>
+      </w:r>
+      <w:r>
+        <w:rPr>
+          <w:rFonts w:ascii="Calibri" w:hAnsi="Calibri"/>
+          <w:b/>
+          <w:color w:val="2B2B2B"/>
+          <w:sz w:val="22"/>
+        </w:rPr>
+        <w:t>e implementación</w:t>
+      </w:r>
+      <w:r>
+        <w:rPr>
+          <w:rFonts w:ascii="Calibri" w:hAnsi="Calibri"/>
+          <w:b w:val="0"/>
+          <w:color w:val="2B2B2B"/>
+          <w:sz w:val="22"/>
+        </w:rPr>
+        <w:t xml:space="preserve"> de sistemas de gestión energética inteligente», cuando el alcance excluye la implementación por escrito (p. 23). La honestidad del verbo, que es la primera fortaleza del documento y la razón del 3 y no menos en el criterio 1, no sobrevive al mazo.</w:t>
+      </w:r>
+    </w:p>
+    <w:p>
+      <w:pPr>
+        <w:pStyle w:val="ListNumber"/>
+      </w:pPr>
+      <w:r>
+        <w:rPr>
+          <w:rFonts w:ascii="Calibri" w:hAnsi="Calibri"/>
+          <w:b/>
+          <w:color w:val="2B2B2B"/>
+          <w:sz w:val="22"/>
+        </w:rPr>
+        <w:t>El título y la pregunta que se proyectan no son los del documento.</w:t>
+      </w:r>
+      <w:r>
+        <w:rPr>
+          <w:rFonts w:ascii="Calibri" w:hAnsi="Calibri"/>
+          <w:b w:val="0"/>
+          <w:color w:val="2B2B2B"/>
+          <w:sz w:val="22"/>
+        </w:rPr>
+        <w:t xml:space="preserve"> Diapositiva 1: «</w:t>
+      </w:r>
+      <w:r>
+        <w:rPr>
+          <w:rFonts w:ascii="Calibri" w:hAnsi="Calibri"/>
+          <w:b/>
+          <w:color w:val="2B2B2B"/>
+          <w:sz w:val="22"/>
+        </w:rPr>
+        <w:t>Análisis</w:t>
+      </w:r>
+      <w:r>
+        <w:rPr>
+          <w:rFonts w:ascii="Calibri" w:hAnsi="Calibri"/>
+          <w:b w:val="0"/>
+          <w:color w:val="2B2B2B"/>
+          <w:sz w:val="22"/>
+        </w:rPr>
+        <w:t xml:space="preserve"> de la integración de energía solar y transformación digital </w:t>
+      </w:r>
+      <w:r>
+        <w:rPr>
+          <w:rFonts w:ascii="Calibri" w:hAnsi="Calibri"/>
+          <w:b/>
+          <w:color w:val="2B2B2B"/>
+          <w:sz w:val="22"/>
+        </w:rPr>
+        <w:t>para optimizar</w:t>
+      </w:r>
+      <w:r>
+        <w:rPr>
+          <w:rFonts w:ascii="Calibri" w:hAnsi="Calibri"/>
+          <w:b w:val="0"/>
+          <w:color w:val="2B2B2B"/>
+          <w:sz w:val="22"/>
+        </w:rPr>
+        <w:t xml:space="preserve"> la gestión energética en comunidades rurales del Valle del Cauca», contra la portada, «</w:t>
+      </w:r>
+      <w:r>
+        <w:rPr>
+          <w:rFonts w:ascii="Calibri" w:hAnsi="Calibri"/>
+          <w:b/>
+          <w:color w:val="2B2B2B"/>
+          <w:sz w:val="22"/>
+        </w:rPr>
+        <w:t>Modelo conceptual</w:t>
+      </w:r>
+      <w:r>
+        <w:rPr>
+          <w:rFonts w:ascii="Calibri" w:hAnsi="Calibri"/>
+          <w:b w:val="0"/>
+          <w:color w:val="2B2B2B"/>
+          <w:sz w:val="22"/>
+        </w:rPr>
+        <w:t xml:space="preserve"> para la integración de herramientas de transformación digital en la gestión energética inteligente de sistemas de energía solar…» (p. 1). Diapositiva 3: «¿Cómo puede la </w:t>
+      </w:r>
+      <w:r>
+        <w:rPr>
+          <w:rFonts w:ascii="Calibri" w:hAnsi="Calibri"/>
+          <w:b/>
+          <w:color w:val="2B2B2B"/>
+          <w:sz w:val="22"/>
+        </w:rPr>
+        <w:t>integración</w:t>
+      </w:r>
+      <w:r>
+        <w:rPr>
+          <w:rFonts w:ascii="Calibri" w:hAnsi="Calibri"/>
+          <w:b w:val="0"/>
+          <w:color w:val="2B2B2B"/>
+          <w:sz w:val="22"/>
+        </w:rPr>
+        <w:t xml:space="preserve"> … contribuir a </w:t>
+      </w:r>
+      <w:r>
+        <w:rPr>
+          <w:rFonts w:ascii="Calibri" w:hAnsi="Calibri"/>
+          <w:b/>
+          <w:color w:val="2B2B2B"/>
+          <w:sz w:val="22"/>
+        </w:rPr>
+        <w:t>mejorar el acceso</w:t>
+      </w:r>
+      <w:r>
+        <w:rPr>
+          <w:rFonts w:ascii="Calibri" w:hAnsi="Calibri"/>
+          <w:b w:val="0"/>
+          <w:color w:val="2B2B2B"/>
+          <w:sz w:val="22"/>
+        </w:rPr>
+        <w:t xml:space="preserve"> y la gestión energética…?», contra la p. 18: «¿Cómo </w:t>
+      </w:r>
+      <w:r>
+        <w:rPr>
+          <w:rFonts w:ascii="Calibri" w:hAnsi="Calibri"/>
+          <w:b/>
+          <w:color w:val="2B2B2B"/>
+          <w:sz w:val="22"/>
+        </w:rPr>
+        <w:t>estructurar un modelo conceptual</w:t>
+      </w:r>
+      <w:r>
+        <w:rPr>
+          <w:rFonts w:ascii="Calibri" w:hAnsi="Calibri"/>
+          <w:b w:val="0"/>
+          <w:color w:val="2B2B2B"/>
+          <w:sz w:val="22"/>
+        </w:rPr>
+        <w:t xml:space="preserve"> que integre…?». Las dos versiones de pantalla cambian el objeto —análisis en lugar de modelo— y le añaden un verbo de mejora que el trabajo no mide. Es la reserva nº 11, y conviene resolverla temprano, porque el moderador va a leer en voz alta el título de la diapositiva 1.</w:t>
+      </w:r>
+    </w:p>
+    <w:p>
+      <w:pPr>
+        <w:pStyle w:val="ListNumber"/>
+      </w:pPr>
+      <w:r>
+        <w:rPr>
+          <w:rFonts w:ascii="Calibri" w:hAnsi="Calibri"/>
+          <w:b/>
+          <w:color w:val="2B2B2B"/>
+          <w:sz w:val="22"/>
+        </w:rPr>
+        <w:t>El Valle del Cauca se proyecta siete veces y no hay una sola fuente del Valle en pantalla.</w:t>
+      </w:r>
+      <w:r>
+        <w:rPr>
+          <w:rFonts w:ascii="Calibri" w:hAnsi="Calibri"/>
+          <w:b w:val="0"/>
+          <w:color w:val="2B2B2B"/>
+          <w:sz w:val="22"/>
+        </w:rPr>
+        <w:t xml:space="preserve"> Está en el título de la 1, en la pregunta de la 3, en los objetivos específicos 1 y 4 de la 4, en el bloque de pertinencia de la 5, en el «EN SÍNTESIS» de la 7, en el «APORTE TEÓRICO» de la 8 y en dos de las conclusiones de la 9: siete de las diez diapositivas con contenido. Ninguna nombra la Gobernación del Valle, la CVC, el DANE ni un dato departamental, y la diapositiva 7 declara con precisión el alcance —«análisis de múltiples perspectivas </w:t>
+      </w:r>
+      <w:r>
+        <w:rPr>
+          <w:rFonts w:ascii="Calibri" w:hAnsi="Calibri"/>
+          <w:b/>
+          <w:color w:val="2B2B2B"/>
+          <w:sz w:val="22"/>
+        </w:rPr>
+        <w:t>sin intervención directa</w:t>
+      </w:r>
+      <w:r>
+        <w:rPr>
+          <w:rFonts w:ascii="Calibri" w:hAnsi="Calibri"/>
+          <w:b w:val="0"/>
+          <w:color w:val="2B2B2B"/>
+          <w:sz w:val="22"/>
+        </w:rPr>
+        <w:t xml:space="preserve"> sobre comunidades o instalaciones»—, que es lo que hace visible el hueco. El mazo no repite el matiz de las pp. 23 y 75. Es la entrada por pantalla de la </w:t>
+      </w:r>
+      <w:r>
+        <w:rPr>
+          <w:rFonts w:ascii="Calibri" w:hAnsi="Calibri"/>
+          <w:b/>
+          <w:color w:val="2B2B2B"/>
+          <w:sz w:val="22"/>
+        </w:rPr>
+        <w:t>pregunta prioritaria 2</w:t>
+      </w:r>
+      <w:r>
+        <w:rPr>
+          <w:rFonts w:ascii="Calibri" w:hAnsi="Calibri"/>
+          <w:b w:val="0"/>
+          <w:color w:val="2B2B2B"/>
+          <w:sz w:val="22"/>
+        </w:rPr>
+        <w:t>.</w:t>
+      </w:r>
+    </w:p>
+    <w:p>
+      <w:pPr>
+        <w:pStyle w:val="ListNumber"/>
+      </w:pPr>
+      <w:r>
+        <w:rPr>
+          <w:rFonts w:ascii="Calibri" w:hAnsi="Calibri"/>
+          <w:b/>
+          <w:color w:val="2B2B2B"/>
+          <w:sz w:val="22"/>
+        </w:rPr>
+        <w:t>Lo que sí es fiel, y hay que reconocerlo.</w:t>
+      </w:r>
+      <w:r>
+        <w:rPr>
+          <w:rFonts w:ascii="Calibri" w:hAnsi="Calibri"/>
+          <w:b w:val="0"/>
+          <w:color w:val="2B2B2B"/>
+          <w:sz w:val="22"/>
+        </w:rPr>
+        <w:t xml:space="preserve"> La diapositiva 4 reproduce el objetivo general de la p. 19 casi palabra por palabra —«Proponer un modelo conceptual … a partir del análisis de referentes científicos, tecnológicos y normativos»— y los cuatro específicos son los de la p. 19, sin recortes. La 7 declara el enfoque documental, el alcance y la no intervención con exactitud. La 9 recomienda «realizar pilotos y evaluaciones continuas para validar y escalar el modelo», que es justo la limitación declarada en la p. 23: saben lo que falta. Y los números que abren cuatro infografías —4 en Justificación, 7 en Metodología, 8 en Discusión, 9 en Conclusiones— son los </w:t>
+      </w:r>
+      <w:r>
+        <w:rPr>
+          <w:rFonts w:ascii="Calibri" w:hAnsi="Calibri"/>
+          <w:b/>
+          <w:color w:val="2B2B2B"/>
+          <w:sz w:val="22"/>
+        </w:rPr>
+        <w:t>capítulos del documento</w:t>
+      </w:r>
+      <w:r>
+        <w:rPr>
+          <w:rFonts w:ascii="Calibri" w:hAnsi="Calibri"/>
+          <w:b w:val="0"/>
+          <w:color w:val="2B2B2B"/>
+          <w:sz w:val="22"/>
+        </w:rPr>
+        <w:t>, no una numeración de diapositivas mal puesta: no es un reparo.</w:t>
+      </w:r>
+    </w:p>
+    <w:p>
+      <w:pPr>
+        <w:pStyle w:val="ListNumber"/>
+      </w:pPr>
+      <w:r>
+        <w:rPr>
+          <w:rFonts w:ascii="Calibri" w:hAnsi="Calibri"/>
+          <w:b/>
+          <w:color w:val="2B2B2B"/>
+          <w:sz w:val="22"/>
+        </w:rPr>
+        <w:t>La diapositiva 6 trae su propio bloque de referencias y queda cortado por el borde inferior.</w:t>
+      </w:r>
+      <w:r>
+        <w:rPr>
+          <w:rFonts w:ascii="Calibri" w:hAnsi="Calibri"/>
+          <w:b w:val="0"/>
+          <w:color w:val="2B2B2B"/>
+          <w:sz w:val="22"/>
+        </w:rPr>
+        <w:t xml:space="preserve"> Debajo de la franja azul se alcanza a leer «REFERENCIAS · International Energy Agency [IEA]. (2022). World energy outlook 2022. IEA.» y, en la columna derecha, «Congreso de la República de Colombia. (2014). Ley 1715…» y «(2021). Ley 2099 de 2021…», y ahí se corta a mitad de renglón: la infografía se exportó más alta que la diapositiva. Dos consecuencias. Nadie va a poder leer esas referencias en sala. Y la única que sí se lee está mal: el documento registra la IEA 2022 como «</w:t>
+      </w:r>
+      <w:r>
+        <w:rPr>
+          <w:rFonts w:ascii="Calibri" w:hAnsi="Calibri"/>
+          <w:b/>
+          <w:color w:val="2B2B2B"/>
+          <w:sz w:val="22"/>
+        </w:rPr>
+        <w:t>Digitalisation and energy</w:t>
+      </w:r>
+      <w:r>
+        <w:rPr>
+          <w:rFonts w:ascii="Calibri" w:hAnsi="Calibri"/>
+          <w:b w:val="0"/>
+          <w:color w:val="2B2B2B"/>
+          <w:sz w:val="22"/>
+        </w:rPr>
+        <w:t>» (p. 128) y no tiene ningún «World energy outlook 2022» —tiene 2021a y 2024—, mientras la diapositiva 10 del mismo mazo la lista, correctamente, como «Digitalisation and energy». El mazo se da dos títulos distintos para la misma entrada.</w:t>
+      </w:r>
+    </w:p>
+    <w:p>
+      <w:pPr>
+        <w:pStyle w:val="ListNumber"/>
+      </w:pPr>
+      <w:r>
+        <w:rPr>
+          <w:rFonts w:ascii="Calibri" w:hAnsi="Calibri"/>
+          <w:b/>
+          <w:color w:val="2B2B2B"/>
+          <w:sz w:val="22"/>
+        </w:rPr>
+        <w:t>La diapositiva 10 es una lista de referencias alfabetizada que se detiene en la letra M.</w:t>
+      </w:r>
+      <w:r>
+        <w:rPr>
+          <w:rFonts w:ascii="Calibri" w:hAnsi="Calibri"/>
+          <w:b w:val="0"/>
+          <w:color w:val="2B2B2B"/>
+          <w:sz w:val="22"/>
+        </w:rPr>
+        <w:t xml:space="preserve"> Quince entradas —BID 2021, BID 2025, Banco Mundial 2020, Bhattacharyya 2019, CEPAL 2019, CEPAL 2020, CEPAL 2025, Congreso 2014, Deloitte 2021, IEA 2021a, IEA 2022, IRENA 2020, IRENA 2021a, IRENA 2021b y Mandelli et al. 2016— y después de Mandelli no hay diapositiva de continuación: la siguiente es el divisor «Preguntas». Por eso quedan sin entrada ocho obras que el propio mazo cita en las diapositivas 5 y 6: Porter &amp; Heppelmann 2014, Schwab 2016, World Economic Forum 2020, Laudon &amp; Laudon 2022, Palit &amp; Chaurey 2011, REN21 2022, UPME 2023 y la Ley 2099 de 2021 —las ocho </w:t>
+      </w:r>
+      <w:r>
+        <w:rPr>
+          <w:rFonts w:ascii="Calibri" w:hAnsi="Calibri"/>
+          <w:b/>
+          <w:color w:val="2B2B2B"/>
+          <w:sz w:val="22"/>
+        </w:rPr>
+        <w:t>sí</w:t>
+      </w:r>
+      <w:r>
+        <w:rPr>
+          <w:rFonts w:ascii="Calibri" w:hAnsi="Calibri"/>
+          <w:b w:val="0"/>
+          <w:color w:val="2B2B2B"/>
+          <w:sz w:val="22"/>
+        </w:rPr>
+        <w:t xml:space="preserve"> están en la lista del documento, pp. 128-129—. Y al revés: siete de las quince listadas no se citan en ninguna diapositiva (BID 2021, BID 2025, CEPAL 2019, CEPAL 2025, Deloitte 2021, IEA 2021a, IRENA 2020). Crédito que corresponde: </w:t>
+      </w:r>
+      <w:r>
+        <w:rPr>
+          <w:rFonts w:ascii="Calibri" w:hAnsi="Calibri"/>
+          <w:b/>
+          <w:color w:val="2B2B2B"/>
+          <w:sz w:val="22"/>
+        </w:rPr>
+        <w:t>la lista del mazo sí está alfabetizada</w:t>
+      </w:r>
+      <w:r>
+        <w:rPr>
+          <w:rFonts w:ascii="Calibri" w:hAnsi="Calibri"/>
+          <w:b w:val="0"/>
+          <w:color w:val="2B2B2B"/>
+          <w:sz w:val="22"/>
+        </w:rPr>
+        <w:t xml:space="preserve">, que es exactamente lo que le falta a la del documento (§4, punto D). </w:t>
+      </w:r>
+      <w:r>
+        <w:rPr>
+          <w:rFonts w:ascii="Calibri" w:hAnsi="Calibri"/>
+          <w:b/>
+          <w:color w:val="2B2B2B"/>
+          <w:sz w:val="22"/>
+        </w:rPr>
+        <w:t>No se pregunta en sala</w:t>
+      </w:r>
+      <w:r>
+        <w:rPr>
+          <w:rFonts w:ascii="Calibri" w:hAnsi="Calibri"/>
+          <w:b w:val="0"/>
+          <w:color w:val="2B2B2B"/>
+          <w:sz w:val="22"/>
+        </w:rPr>
+        <w:t>: va a la retroalimentación escrita.</w:t>
+      </w:r>
+    </w:p>
+    <w:p>
+      <w:pPr>
+        <w:pStyle w:val="ListNumber"/>
+      </w:pPr>
+      <w:r>
+        <w:rPr>
+          <w:rFonts w:ascii="Calibri" w:hAnsi="Calibri"/>
+          <w:b/>
+          <w:color w:val="2B2B2B"/>
+          <w:sz w:val="22"/>
+        </w:rPr>
+        <w:t>Los dos años fantasma del marco son del documento, no del mazo.</w:t>
+      </w:r>
+      <w:r>
+        <w:rPr>
+          <w:rFonts w:ascii="Calibri" w:hAnsi="Calibri"/>
+          <w:b w:val="0"/>
+          <w:color w:val="2B2B2B"/>
+          <w:sz w:val="22"/>
+        </w:rPr>
+        <w:t xml:space="preserve"> La diapositiva 6 cita «(World Economic Forum, 2020; </w:t>
+      </w:r>
+      <w:r>
+        <w:rPr>
+          <w:rFonts w:ascii="Calibri" w:hAnsi="Calibri"/>
+          <w:b/>
+          <w:color w:val="2B2B2B"/>
+          <w:sz w:val="22"/>
+        </w:rPr>
+        <w:t>IEA, 2023</w:t>
+      </w:r>
+      <w:r>
+        <w:rPr>
+          <w:rFonts w:ascii="Calibri" w:hAnsi="Calibri"/>
+          <w:b w:val="0"/>
+          <w:color w:val="2B2B2B"/>
+          <w:sz w:val="22"/>
+        </w:rPr>
+        <w:t xml:space="preserve">)» y «(Laudon &amp; Laudon, 2022; </w:t>
+      </w:r>
+      <w:r>
+        <w:rPr>
+          <w:rFonts w:ascii="Calibri" w:hAnsi="Calibri"/>
+          <w:b/>
+          <w:color w:val="2B2B2B"/>
+          <w:sz w:val="22"/>
+        </w:rPr>
+        <w:t>IRENA, 2023</w:t>
+      </w:r>
+      <w:r>
+        <w:rPr>
+          <w:rFonts w:ascii="Calibri" w:hAnsi="Calibri"/>
+          <w:b w:val="0"/>
+          <w:color w:val="2B2B2B"/>
+          <w:sz w:val="22"/>
+        </w:rPr>
+        <w:t xml:space="preserve">)», y ninguno de esos dos años existe en la lista de referencias (IEA 2021a, 2022 y 2024; IRENA 2020, 2021a, 2021b y 2024, pp. 128-129). </w:t>
+      </w:r>
+      <w:r>
+        <w:rPr>
+          <w:rFonts w:ascii="Calibri" w:hAnsi="Calibri"/>
+          <w:b/>
+          <w:color w:val="2B2B2B"/>
+          <w:sz w:val="22"/>
+        </w:rPr>
+        <w:t>Precisión que hay que llevar aprendida para no acusar de invención:</w:t>
+      </w:r>
+      <w:r>
+        <w:rPr>
+          <w:rFonts w:ascii="Calibri" w:hAnsi="Calibri"/>
+          <w:b w:val="0"/>
+          <w:color w:val="2B2B2B"/>
+          <w:sz w:val="22"/>
+        </w:rPr>
+        <w:t xml:space="preserve"> las dos citas salen del documento —«(IEA, 2023)» está en la p. 29 y «IRENA (2023)» y «World Economic Forum – WEF (2023)» están en la matriz, pp. 32 y 34—. El mazo repite el error, no lo crea. Va a la retroalimentación escrita, con la reserva nº 10.</w:t>
+      </w:r>
+    </w:p>
+    <w:p>
+      <w:pPr>
+        <w:pStyle w:val="ListNumber"/>
+      </w:pPr>
+      <w:r>
+        <w:rPr>
+          <w:rFonts w:ascii="Calibri" w:hAnsi="Calibri"/>
+          <w:b/>
+          <w:color w:val="2B2B2B"/>
+          <w:sz w:val="22"/>
+        </w:rPr>
+        <w:t>Nueve de las doce diapositivas no tienen texto vivo.</w:t>
+      </w:r>
+      <w:r>
+        <w:rPr>
+          <w:rFonts w:ascii="Calibri" w:hAnsi="Calibri"/>
+          <w:b w:val="0"/>
+          <w:color w:val="2B2B2B"/>
+          <w:sz w:val="22"/>
+        </w:rPr>
+        <w:t xml:space="preserve"> Cada una es una infografía exportada como imagen —entre 300 y 400 palabras dentro del JPG— pegada encima de la plantilla CUN. Tres consecuencias prácticas: nada del mazo se puede buscar ni copiar, ninguna errata se corrige sin volver a exportar la imagen, y la letra queda pequeña porque el original se diseñó en un formato más alto que 16:9 y al encajarlo se ensanchó (las infografías de las diapositivas 5, 7, 8, 9 y 10 están estiradas en horizontal entre un 10 % y un 16 %). En las diapositivas 2 y 3 la imagen no cubre toda la pantalla y la esquina decorativa de la plantilla se le monta encima.</w:t>
+      </w:r>
+    </w:p>
+    <w:p>
+      <w:pPr>
+        <w:pStyle w:val="ListNumber"/>
+      </w:pPr>
+      <w:r>
+        <w:rPr>
+          <w:rFonts w:ascii="Calibri" w:hAnsi="Calibri"/>
+          <w:b/>
+          <w:color w:val="2B2B2B"/>
+          <w:sz w:val="22"/>
+        </w:rPr>
+        <w:t>Debajo de dos infografías quedó texto de plantilla sin borrar, y las dos últimas diapositivas son divisores sin editar.</w:t>
+      </w:r>
+      <w:r>
+        <w:rPr>
+          <w:rFonts w:ascii="Calibri" w:hAnsi="Calibri"/>
+          <w:b w:val="0"/>
+          <w:color w:val="2B2B2B"/>
+          <w:sz w:val="22"/>
+        </w:rPr>
+        <w:t xml:space="preserve"> La diapositiva 4 esconde un «Objetivos Específicos:» y la 9 un bloque «2 / Impliacnes / Podeos mejorar procesos. Tomar decisiones informadas.», con las dos erratas: están </w:t>
+      </w:r>
+      <w:r>
+        <w:rPr>
+          <w:rFonts w:ascii="Calibri" w:hAnsi="Calibri"/>
+          <w:b/>
+          <w:color w:val="2B2B2B"/>
+          <w:sz w:val="22"/>
+        </w:rPr>
+        <w:t>tapados por la imagen</w:t>
+      </w:r>
+      <w:r>
+        <w:rPr>
+          <w:rFonts w:ascii="Calibri" w:hAnsi="Calibri"/>
+          <w:b w:val="0"/>
+          <w:color w:val="2B2B2B"/>
+          <w:sz w:val="22"/>
+        </w:rPr>
+        <w:t>, así que no se ven al proyectar y no son un reparo de sala —aparecen sólo si alguien copia el texto del PDF o abre el archivo original—. Lo que sí se ve son las dos últimas: la 11, divisor «Preguntas» de la plantilla, con el logo CUN duplicado y superpuesto en la esquina inferior derecha; y la 12, divisor «Recursos adicionales», con el texto de la plantilla intacto —«A continuación podrás encontrar elementos que podrán complementar de manera gráfica la presentación»—, sin ningún recurso detrás.</w:t>
+      </w:r>
+    </w:p>
+    <w:p>
+      <w:r>
+        <w:rPr>
+          <w:rFonts w:ascii="Calibri" w:hAnsi="Calibri"/>
+          <w:b/>
+          <w:color w:val="2B2B2B"/>
+          <w:sz w:val="22"/>
+        </w:rPr>
+        <w:t>Forma del mazo (no se pregunta en sala).</w:t>
+      </w:r>
+      <w:r>
+        <w:rPr>
+          <w:rFonts w:ascii="Calibri" w:hAnsi="Calibri"/>
+          <w:b w:val="0"/>
+          <w:color w:val="2B2B2B"/>
+          <w:sz w:val="22"/>
+        </w:rPr>
+        <w:t xml:space="preserve"> La diapositiva 2 arrastra una frase corrompida —«…como alternativa para mejorar una </w:t>
+      </w:r>
+      <w:r>
+        <w:rPr>
+          <w:rFonts w:ascii="Calibri" w:hAnsi="Calibri"/>
+          <w:i/>
+          <w:color w:val="2B2B2B"/>
+          <w:sz w:val="22"/>
+        </w:rPr>
+        <w:t>resiraatica</w:t>
+      </w:r>
+      <w:r>
+        <w:rPr>
+          <w:rFonts w:ascii="Calibri" w:hAnsi="Calibri"/>
+          <w:b w:val="0"/>
+          <w:color w:val="2B2B2B"/>
+          <w:sz w:val="22"/>
+        </w:rPr>
+        <w:t xml:space="preserve"> para mejorar el acceso energético…»—, repite «tecnologías digitales, digitales» y deja el bloque de contexto cortado en «…que optimicen su»; la 3 dice «muchos sistemas presenta fallas operativas»; la 1 escribe «Especialización en Transformación </w:t>
+      </w:r>
+      <w:r>
+        <w:rPr>
+          <w:rFonts w:ascii="Calibri" w:hAnsi="Calibri"/>
+          <w:b/>
+          <w:color w:val="2B2B2B"/>
+          <w:sz w:val="22"/>
+        </w:rPr>
+        <w:t>digital</w:t>
+      </w:r>
+      <w:r>
+        <w:rPr>
+          <w:rFonts w:ascii="Calibri" w:hAnsi="Calibri"/>
+          <w:b w:val="0"/>
+          <w:color w:val="2B2B2B"/>
+          <w:sz w:val="22"/>
+        </w:rPr>
+        <w:t>» en minúscula y separa dos nombres con «Robles| Omaira», sin espacio, y no lleva fecha ni el nombre de la directora, que sí están en la portada del documento (pp. 1-2).</w:t>
       </w:r>
     </w:p>
     <w:p>
@@ -1967,18 +3026,7 @@
           <w:color w:val="007433"/>
           <w:sz w:val="32"/>
         </w:rPr>
-        <w:t>🎯 Las 3 que sí voy a preguntar</w:t>
-      </w:r>
-    </w:p>
-    <w:p>
-      <w:r>
-        <w:rPr>
-          <w:rFonts w:ascii="Calibri" w:hAnsi="Calibri"/>
-          <w:b/>
-          <w:color w:val="2B2B2B"/>
-          <w:sz w:val="22"/>
-        </w:rPr>
-        <w:t>1) «En el documento el corpus son 35 fuentes (p. 40), en su diapositiva de metodología dicen 52, y en la matriz de las pp. 44 y 45 la IEA 2022 está registrada dos veces, como D06 y como D16 —igual que Deloitte, McKinsey y Verhoef—. ¿Cuántas fuentes distintas analizaron realmente y cómo controlaron la duplicación?»</w:t>
+        <w:t>Qué mirar en pantalla mientras exponen</w:t>
       </w:r>
     </w:p>
     <w:p>
@@ -1992,7 +3040,7 @@
           <w:color w:val="2B2B2B"/>
           <w:sz w:val="22"/>
         </w:rPr>
-        <w:t>Por qué:</w:t>
+        <w:t>Si en algún momento aparece el modelo de cinco componentes o la Figura 11.</w:t>
       </w:r>
       <w:r>
         <w:rPr>
@@ -2001,7 +3049,7 @@
           <w:color w:val="2B2B2B"/>
           <w:sz w:val="22"/>
         </w:rPr>
-        <w:t xml:space="preserve"> p. 40 (35 fuentes) contra la diapositiva 7 (52); duplicados verificables en pp. 44-45; la metodología dice haber excluido publicaciones duplicadas (pp. 40-41); y la Tabla 7 suma 31 (p. 76). Es el dato del que depende todo el capítulo de resultados.</w:t>
+        <w:t xml:space="preserve"> Si no aparece, la primera condicional de la §7 se activa sola: hay que pedirles que lo describan de viva voz.</w:t>
       </w:r>
     </w:p>
     <w:p>
@@ -2015,7 +3063,7 @@
           <w:color w:val="2B2B2B"/>
           <w:sz w:val="22"/>
         </w:rPr>
-        <w:t>Qué la resuelve:</w:t>
+        <w:t>Qué número dicen del corpus la primera vez.</w:t>
       </w:r>
       <w:r>
         <w:rPr>
@@ -2024,7 +3072,7 @@
           <w:color w:val="2B2B2B"/>
           <w:sz w:val="22"/>
         </w:rPr>
-        <w:t xml:space="preserve"> decir el número de fuentes únicas, reconocer que la diapositiva quedó con una cifra vieja, y explicar que D16-D19 son entradas repetidas de un ajuste de la matriz. Mejor todavía si distinguen documentos distintos del mismo autor y lo demuestran con el título.</w:t>
+        <w:t xml:space="preserve"> 52, 35 o 31 — y si lo dicen leyendo la diapositiva 7 o de memoria.</w:t>
       </w:r>
     </w:p>
     <w:p>
@@ -2038,7 +3086,7 @@
           <w:color w:val="2B2B2B"/>
           <w:sz w:val="22"/>
         </w:rPr>
-        <w:t>Qué la agrava:</w:t>
+        <w:t>Si leen los tres porcentajes en voz alta.</w:t>
       </w:r>
       <w:r>
         <w:rPr>
@@ -2047,18 +3095,7 @@
           <w:color w:val="2B2B2B"/>
           <w:sz w:val="22"/>
         </w:rPr>
-        <w:t xml:space="preserve"> defender las 52 fuentes, no saber de dónde sale el número, o improvisar un tercer número en voz alta.</w:t>
-      </w:r>
-    </w:p>
-    <w:p>
-      <w:r>
-        <w:rPr>
-          <w:rFonts w:ascii="Calibri" w:hAnsi="Calibri"/>
-          <w:b/>
-          <w:color w:val="2B2B2B"/>
-          <w:sz w:val="22"/>
-        </w:rPr>
-        <w:t>2) «El título y el objetivo general están anclados al Valle del Cauca, pero en la matriz de caracterización (pp. 43-48) ninguna de las fuentes tiene alcance Valle del Cauca, y los documentos de la Gobernación, la CVC y el DANE están en las referencias y no en el corpus. ¿Qué parte del modelo es específica del Valle del Cauca y qué parte sería idéntica para cualquier zona rural del país?»</w:t>
+        <w:t xml:space="preserve"> Es el momento de anotar si los presentan como resultado del análisis documental o los pasan de largo; de eso depende cómo se abre la pregunta prioritaria 3.</w:t>
       </w:r>
     </w:p>
     <w:p>
@@ -2072,7 +3109,7 @@
           <w:color w:val="2B2B2B"/>
           <w:sz w:val="22"/>
         </w:rPr>
-        <w:t>Por qué:</w:t>
+        <w:t>Si dicen «confirman», «optimiza», «reduce costos» o «ODS».</w:t>
       </w:r>
       <w:r>
         <w:rPr>
@@ -2081,7 +3118,7 @@
           <w:color w:val="2B2B2B"/>
           <w:sz w:val="22"/>
         </w:rPr>
-        <w:t xml:space="preserve"> pp. 43-48 (la palabra «Valle» no aparece en la matriz), p. 127 (referencias regionales no analizadas), frente a la afirmación de la p. 77 de que los documentos regionales contextualizaron el análisis al Valle del Cauca. El propio trabajo reconoce el hueco en pp. 23 y 75.</w:t>
+        <w:t xml:space="preserve"> Las cuatro están en pantalla y ninguna está en el documento, o está sólo como recomendación. Cada una tiene su condicional en la §7.</w:t>
       </w:r>
     </w:p>
     <w:p>
@@ -2095,7 +3132,7 @@
           <w:color w:val="2B2B2B"/>
           <w:sz w:val="22"/>
         </w:rPr>
-        <w:t>Qué la resuelve:</w:t>
+        <w:t>Cómo lee el moderador el título.</w:t>
       </w:r>
       <w:r>
         <w:rPr>
@@ -2104,7 +3141,7 @@
           <w:color w:val="2B2B2B"/>
           <w:sz w:val="22"/>
         </w:rPr>
-        <w:t xml:space="preserve"> señalar el componente que sí carga contexto —«contexto de aplicación» (p. 105) y las condiciones habilitadoras de la Tabla 15 (p. 95)— y aceptar con claridad que el anclaje es del escenario de aplicación y no de la evidencia analizada, que es exactamente lo que dice su limitación de la p. 23.</w:t>
+        <w:t xml:space="preserve"> El de la diapositiva 1 no es el de la portada: si se lee el de pantalla, conviene aclararlo con la reserva nº 11 antes de entrar en materia.</w:t>
       </w:r>
     </w:p>
     <w:p>
@@ -2118,7 +3155,7 @@
           <w:color w:val="2B2B2B"/>
           <w:sz w:val="22"/>
         </w:rPr>
-        <w:t>Qué la agrava:</w:t>
+        <w:t>Si alguien intenta leer las referencias de la diapositiva 6.</w:t>
       </w:r>
       <w:r>
         <w:rPr>
@@ -2127,18 +3164,7 @@
           <w:color w:val="2B2B2B"/>
           <w:sz w:val="22"/>
         </w:rPr>
-        <w:t xml:space="preserve"> sostener que el modelo se construyó con evidencia del Valle del Cauca, o citar la Gobernación y la CVC como si hubieran sido analizadas.</w:t>
-      </w:r>
-    </w:p>
-    <w:p>
-      <w:r>
-        <w:rPr>
-          <w:rFonts w:ascii="Calibri" w:hAnsi="Calibri"/>
-          <w:b/>
-          <w:color w:val="2B2B2B"/>
-          <w:sz w:val="22"/>
-        </w:rPr>
-        <w:t>3) «En su diapositiva de resultados aparecen tres porcentajes: 87%, 81% y 76%. ¿Cómo se calcularon y sobre cuántas fuentes, considerando que la p. 42 del documento dice que la codificación en Excel no se usó como procedimiento de análisis estadístico?»</w:t>
+        <w:t xml:space="preserve"> Están cortadas por el borde inferior. No es un reparo de fondo, pero sí la señal de que el mazo no se revisó proyectado.</w:t>
       </w:r>
     </w:p>
     <w:p>
@@ -2152,7 +3178,7 @@
           <w:color w:val="2B2B2B"/>
           <w:sz w:val="22"/>
         </w:rPr>
-        <w:t>Por qué:</w:t>
+        <w:t>Quién habla de qué.</w:t>
       </w:r>
       <w:r>
         <w:rPr>
@@ -2161,7 +3187,7 @@
           <w:color w:val="2B2B2B"/>
           <w:sz w:val="22"/>
         </w:rPr>
-        <w:t xml:space="preserve"> ninguna de las tres cifras está en el documento (búsqueda en las 129 páginas), y la misma diapositiva concluye que los resultados «confirman» que la integración optimiza la gestión, cuando la p. 123 dice lo contrario. Es la única afirmación del mazo que un jurado no puede dejar pasar.</w:t>
+        <w:t xml:space="preserve"> Son tres integrantes; si habla sólo uno, la §7 ya fija a quién pedirle la ruta de construcción (p. 102) o las condiciones habilitadoras (Tabla 15, pp. 95-96).</w:t>
       </w:r>
     </w:p>
     <w:p>
@@ -2175,7 +3201,7 @@
           <w:color w:val="2B2B2B"/>
           <w:sz w:val="22"/>
         </w:rPr>
-        <w:t>Qué la resuelve:</w:t>
+        <w:t>Si leen las infografías palabra por palabra.</w:t>
       </w:r>
       <w:r>
         <w:rPr>
@@ -2184,7 +3210,7 @@
           <w:color w:val="2B2B2B"/>
           <w:sz w:val="22"/>
         </w:rPr>
-        <w:t xml:space="preserve"> explicar que es un conteo descriptivo de frecuencia de menciones —del tipo de las Figuras 4 a 7 (pp. 79-90)— dar el denominador, y reconocer que el verbo «confirman» excede el alcance declarado.</w:t>
+        <w:t xml:space="preserve"> Con 300-400 palabras por diapositiva se nota, y es lo que separa el 4,0 del 4,6 en la §8.</w:t>
       </w:r>
     </w:p>
     <w:p>
@@ -2198,7 +3224,7 @@
           <w:color w:val="2B2B2B"/>
           <w:sz w:val="22"/>
         </w:rPr>
-        <w:t>Qué la agrava:</w:t>
+        <w:t>Si avanzan más allá de la diapositiva 12.</w:t>
       </w:r>
       <w:r>
         <w:rPr>
@@ -2207,7 +3233,7 @@
           <w:color w:val="2B2B2B"/>
           <w:sz w:val="22"/>
         </w:rPr>
-        <w:t xml:space="preserve"> presentarlo como hallazgo cuantitativo del estudio, no poder decir el denominador, o defender que el trabajo demostró reducción de costos.</w:t>
+        <w:t xml:space="preserve"> Aparece la portada del documento. Conviene avisarlo antes de que empiecen.</w:t>
       </w:r>
     </w:p>
     <w:p>
@@ -2221,7 +3247,362 @@
           <w:color w:val="007433"/>
           <w:sz w:val="32"/>
         </w:rPr>
-        <w:t>Banco de reserva</w:t>
+        <w:t>6. PREGUNTAS ANTES de escuchar la sustentación</w:t>
+      </w:r>
+    </w:p>
+    <w:p>
+      <w:pPr>
+        <w:spacing w:before="200" w:after="60"/>
+      </w:pPr>
+      <w:r>
+        <w:rPr>
+          <w:rFonts w:ascii="Calibri" w:hAnsi="Calibri"/>
+          <w:b/>
+          <w:color w:val="007433"/>
+          <w:sz w:val="32"/>
+        </w:rPr>
+        <w:t>🎯 Las 3 que sí voy a preguntar</w:t>
+      </w:r>
+    </w:p>
+    <w:p>
+      <w:r>
+        <w:rPr>
+          <w:rFonts w:ascii="Calibri" w:hAnsi="Calibri"/>
+          <w:b/>
+          <w:color w:val="2B2B2B"/>
+          <w:sz w:val="22"/>
+        </w:rPr>
+        <w:t>1) «Página 44, matriz de caracterización: D06 es el informe de la IEA de 2022, etiquetado OE2. Página 50, matriz de análisis: D06 es un planteamiento del BID, etiquetado OE1. Con las dos páginas en pantalla, díganme qué documento del corpus es D06. Si hubo dos numeraciones que no se reconciliaron, díganlo con esas palabras.»</w:t>
+      </w:r>
+    </w:p>
+    <w:p>
+      <w:pPr>
+        <w:pStyle w:val="ListBullet"/>
+      </w:pPr>
+      <w:r>
+        <w:rPr>
+          <w:rFonts w:ascii="Calibri" w:hAnsi="Calibri"/>
+          <w:b/>
+          <w:color w:val="2B2B2B"/>
+          <w:sz w:val="22"/>
+        </w:rPr>
+        <w:t>Sale de:</w:t>
+      </w:r>
+      <w:r>
+        <w:rPr>
+          <w:rFonts w:ascii="Calibri" w:hAnsi="Calibri"/>
+          <w:b w:val="0"/>
+          <w:color w:val="2B2B2B"/>
+          <w:sz w:val="22"/>
+        </w:rPr>
+        <w:t xml:space="preserve"> el documento, entera —pp. 44 y 50—. De las diapositivas no sale nada: el mazo no proyecta nunca los códigos del corpus, salvo la línea «Se analizaron 35 fuentes (D01–D35)» de la diapositiva 8 (§5, punto 1). Hay que hacerla con el documento y las dos páginas marcadas, no señalando la pantalla.</w:t>
+      </w:r>
+    </w:p>
+    <w:p>
+      <w:pPr>
+        <w:pStyle w:val="ListBullet"/>
+      </w:pPr>
+      <w:r>
+        <w:rPr>
+          <w:rFonts w:ascii="Calibri" w:hAnsi="Calibri"/>
+          <w:b/>
+          <w:color w:val="2B2B2B"/>
+          <w:sz w:val="22"/>
+        </w:rPr>
+        <w:t>Por qué:</w:t>
+      </w:r>
+      <w:r>
+        <w:rPr>
+          <w:rFonts w:ascii="Calibri" w:hAnsi="Calibri"/>
+          <w:b w:val="0"/>
+          <w:color w:val="2B2B2B"/>
+          <w:sz w:val="22"/>
+        </w:rPr>
+        <w:t xml:space="preserve"> p. 44 (Tabla 3: D06 = IEA, 2022, informe técnico, alcance Internacional, OE2) contra p. 50 (Tabla 4: D06 = «El BID señala que la expansión del acceso a la energía…», OE1). El mismo código nombra documentos distintos en los dos instrumentos y encima cambia de objetivo. Desde D06 la Tabla 4 corre cinco posiciones: allí la IEA 2022 es D11 (p. 52), Deloitte D12 y McKinsey D13 (p. 53) y Verhoef D14 (p. 54), cada uno una sola vez. Es decir: la Tabla 4 quedó con una numeración distinta de la Tabla 3, y eso reencuadra los cuatro «duplicados» de las pp. 44-45 como una renumeración a mitad de camino que nunca se reconcilió. Desarma la trazabilidad que el documento reivindica en la p. 43 («permitió mantener la trazabilidad de las fuentes consultadas») y en la p. 66. Si no pueden decir qué documento es D06, ninguna cifra del capítulo 8 queda en pie. La exposición no lo toca nunca.</w:t>
+      </w:r>
+    </w:p>
+    <w:p>
+      <w:pPr>
+        <w:pStyle w:val="ListBullet"/>
+      </w:pPr>
+      <w:r>
+        <w:rPr>
+          <w:rFonts w:ascii="Calibri" w:hAnsi="Calibri"/>
+          <w:b/>
+          <w:color w:val="2B2B2B"/>
+          <w:sz w:val="22"/>
+        </w:rPr>
+        <w:t>Qué la resuelve:</w:t>
+      </w:r>
+      <w:r>
+        <w:rPr>
+          <w:rFonts w:ascii="Calibri" w:hAnsi="Calibri"/>
+          <w:b w:val="0"/>
+          <w:color w:val="2B2B2B"/>
+          <w:sz w:val="22"/>
+        </w:rPr>
+        <w:t xml:space="preserve"> que abran las dos páginas, reconozcan que las dos tablas no usan la misma numeración del corpus y que una de ellas quedó con una versión que no se actualizó; que digan cuál de las dos identidades de D06 es la buena; y que se comprometan a una tabla única de códigos reconciliada con las Figuras 2, 4, 5 y 6 (pp. 77-81), que están todas rotuladas «(D01–D35)». La salida honesta es: «son dos numeraciones distintas y no las reconciliamos».</w:t>
+      </w:r>
+    </w:p>
+    <w:p>
+      <w:pPr>
+        <w:pStyle w:val="ListBullet"/>
+      </w:pPr>
+      <w:r>
+        <w:rPr>
+          <w:rFonts w:ascii="Calibri" w:hAnsi="Calibri"/>
+          <w:b/>
+          <w:color w:val="2B2B2B"/>
+          <w:sz w:val="22"/>
+        </w:rPr>
+        <w:t>Qué la agrava:</w:t>
+      </w:r>
+      <w:r>
+        <w:rPr>
+          <w:rFonts w:ascii="Calibri" w:hAnsi="Calibri"/>
+          <w:b w:val="0"/>
+          <w:color w:val="2B2B2B"/>
+          <w:sz w:val="22"/>
+        </w:rPr>
+        <w:t xml:space="preserve"> sostener que son documentos distintos del mismo autor —la lista de referencias tiene UNA sola entrada de IEA 2022, Deloitte 2021, Verhoef 2021 y McKinsey 2021 (pp. 128-129)—; atribuirlo a «un error de formato» sin poder nombrar el documento; o afirmar que la trazabilidad está intacta con las dos páginas proyectadas.</w:t>
+      </w:r>
+    </w:p>
+    <w:p>
+      <w:r>
+        <w:rPr>
+          <w:rFonts w:ascii="Calibri" w:hAnsi="Calibri"/>
+          <w:b/>
+          <w:color w:val="2B2B2B"/>
+          <w:sz w:val="22"/>
+        </w:rPr>
+        <w:t>2) «Página 77, debajo de la Figura 2: el documento afirma que la inclusión de documentos nacionales y regionales permitió contextualizar el análisis, particularmente, al contexto del Valle del Cauca. En la matriz de las páginas 43 a 48 la palabra Valle no aparece ni una vez. Díganme el código, entre D01 y D35, de una fuente cuyo alcance sea el Valle del Cauca. Si no hay ninguna, díganlo así.»</w:t>
+      </w:r>
+    </w:p>
+    <w:p>
+      <w:pPr>
+        <w:pStyle w:val="ListBullet"/>
+      </w:pPr>
+      <w:r>
+        <w:rPr>
+          <w:rFonts w:ascii="Calibri" w:hAnsi="Calibri"/>
+          <w:b/>
+          <w:color w:val="2B2B2B"/>
+          <w:sz w:val="22"/>
+        </w:rPr>
+        <w:t>Sale de:</w:t>
+      </w:r>
+      <w:r>
+        <w:rPr>
+          <w:rFonts w:ascii="Calibri" w:hAnsi="Calibri"/>
+          <w:b w:val="0"/>
+          <w:color w:val="2B2B2B"/>
+          <w:sz w:val="22"/>
+        </w:rPr>
+        <w:t xml:space="preserve"> del documento el hueco —la matriz de las pp. 43-48 contra la afirmación de la p. 77— y de las diapositivas la insistencia: el Valle del Cauca está en el título de la 1, en la pregunta de la 3, en los objetivos de la 4, en la pertinencia de la 5, en la síntesis de la 7, en el «aporte teórico» de la 8 y en las conclusiones de la 9, siete de las diez diapositivas con contenido, y en ninguna hay una fuente del Valle (§5, punto 8). La promesa se proyecta siete veces; la evidencia no está en ninguna.</w:t>
+      </w:r>
+    </w:p>
+    <w:p>
+      <w:pPr>
+        <w:pStyle w:val="ListBullet"/>
+      </w:pPr>
+      <w:r>
+        <w:rPr>
+          <w:rFonts w:ascii="Calibri" w:hAnsi="Calibri"/>
+          <w:b/>
+          <w:color w:val="2B2B2B"/>
+          <w:sz w:val="22"/>
+        </w:rPr>
+        <w:t>Por qué:</w:t>
+      </w:r>
+      <w:r>
+        <w:rPr>
+          <w:rFonts w:ascii="Calibri" w:hAnsi="Calibri"/>
+          <w:b w:val="0"/>
+          <w:color w:val="2B2B2B"/>
+          <w:sz w:val="22"/>
+        </w:rPr>
+        <w:t xml:space="preserve"> la afirmación de la p. 77 es verbatim y está en la misma página que la Figura 2, que la desmiente: Internacional 24 (69 %), Nacional 7 (20 %), Regional 4 (11 %), sin ninguna categoría departamental. En la matriz de las pp. 43-48 la columna «País / Alcance» sólo usa Internacional (24), Documentos nacionales (7), Organismos regionales (3 — CEPAL D02, BID D11 y D12) y Asia (1), y la palabra «Valle» no aparece ni una vez. Lo territorial está en el título (p. 1), en la pregunta (p. 18) y en el objetivo general (p. 19): es la promesa central. La frase sigue en pie en la versión entregada, así que no se disuelve con «lo reconocemos en las limitaciones» (pp. 23 y 75). Pide un artefacto —un código— y no una opinión.</w:t>
+      </w:r>
+    </w:p>
+    <w:p>
+      <w:pPr>
+        <w:pStyle w:val="ListBullet"/>
+      </w:pPr>
+      <w:r>
+        <w:rPr>
+          <w:rFonts w:ascii="Calibri" w:hAnsi="Calibri"/>
+          <w:b/>
+          <w:color w:val="2B2B2B"/>
+          <w:sz w:val="22"/>
+        </w:rPr>
+        <w:t>Qué la resuelve:</w:t>
+      </w:r>
+      <w:r>
+        <w:rPr>
+          <w:rFonts w:ascii="Calibri" w:hAnsi="Calibri"/>
+          <w:b w:val="0"/>
+          <w:color w:val="2B2B2B"/>
+          <w:sz w:val="22"/>
+        </w:rPr>
+        <w:t xml:space="preserve"> decir que ninguna fuente del corpus tiene alcance departamental; que el anclaje al Valle es el «contexto de aplicación», primer componente del modelo (p. 105), y no evidencia territorial; y comprometerse a corregir la frase de la p. 77 o a incorporar al corpus las fuentes del Valle que hoy sólo están en referencias (Gobernación del Valle 2024, CVC 2024, DANE 2024, p. 127) y los dos estudios colombianos cercanos (Lara-Vargas, Rodríguez Zabala, pp. 127-128).</w:t>
+      </w:r>
+    </w:p>
+    <w:p>
+      <w:pPr>
+        <w:pStyle w:val="ListBullet"/>
+      </w:pPr>
+      <w:r>
+        <w:rPr>
+          <w:rFonts w:ascii="Calibri" w:hAnsi="Calibri"/>
+          <w:b/>
+          <w:color w:val="2B2B2B"/>
+          <w:sz w:val="22"/>
+        </w:rPr>
+        <w:t>Qué la agrava:</w:t>
+      </w:r>
+      <w:r>
+        <w:rPr>
+          <w:rFonts w:ascii="Calibri" w:hAnsi="Calibri"/>
+          <w:b w:val="0"/>
+          <w:color w:val="2B2B2B"/>
+          <w:sz w:val="22"/>
+        </w:rPr>
+        <w:t xml:space="preserve"> ofrecer D02 (CEPAL), D11 o D12 (BID) como evidencia del Valle; sostener que un documento de América Latina o de Asia contextualiza el departamento; invocar la lista de referencias como si fuera el corpus analizado; o defender la «pertinencia territorial» de la p. 77 sin retirar la frase.</w:t>
+      </w:r>
+    </w:p>
+    <w:p>
+      <w:r>
+        <w:rPr>
+          <w:rFonts w:ascii="Calibri" w:hAnsi="Calibri"/>
+          <w:b/>
+          <w:color w:val="2B2B2B"/>
+          <w:sz w:val="22"/>
+        </w:rPr>
+        <w:t>3) «En su diapositiva 8 reportan 87 %, 81 % y 76 %. Esos tres valores no están en ninguna de las 129 páginas del trabajo: los porcentajes que sí trae el documento, en las Figuras 2, 4, 5, 6 y 7, son otros. Díganme, para uno cualquiera de los tres, la página y la tabla de donde sale ese número. Si el dato no está en el trabajo, díganlo con esas palabras.»</w:t>
+      </w:r>
+    </w:p>
+    <w:p>
+      <w:pPr>
+        <w:pStyle w:val="ListBullet"/>
+      </w:pPr>
+      <w:r>
+        <w:rPr>
+          <w:rFonts w:ascii="Calibri" w:hAnsi="Calibri"/>
+          <w:b/>
+          <w:color w:val="2B2B2B"/>
+          <w:sz w:val="22"/>
+        </w:rPr>
+        <w:t>Sale de:</w:t>
+      </w:r>
+      <w:r>
+        <w:rPr>
+          <w:rFonts w:ascii="Calibri" w:hAnsi="Calibri"/>
+          <w:b w:val="0"/>
+          <w:color w:val="2B2B2B"/>
+          <w:sz w:val="22"/>
+        </w:rPr>
+        <w:t xml:space="preserve"> las diapositivas, entera: los tres porcentajes sólo existen en la 8 (§5, punto 2). Del documento sale lo que la desarma —el signo «%» no aparece en su texto y la p. 42 niega el tratamiento estadístico—. Es la única de las tres que conviene hacer </w:t>
+      </w:r>
+      <w:r>
+        <w:rPr>
+          <w:rFonts w:ascii="Calibri" w:hAnsi="Calibri"/>
+          <w:b/>
+          <w:color w:val="2B2B2B"/>
+          <w:sz w:val="22"/>
+        </w:rPr>
+        <w:t>con el mazo en pantalla</w:t>
+      </w:r>
+      <w:r>
+        <w:rPr>
+          <w:rFonts w:ascii="Calibri" w:hAnsi="Calibri"/>
+          <w:b w:val="0"/>
+          <w:color w:val="2B2B2B"/>
+          <w:sz w:val="22"/>
+        </w:rPr>
+        <w:t>, señalando la columna «1. RESULTADOS CLAVE».</w:t>
+      </w:r>
+    </w:p>
+    <w:p>
+      <w:pPr>
+        <w:pStyle w:val="ListBullet"/>
+      </w:pPr>
+      <w:r>
+        <w:rPr>
+          <w:rFonts w:ascii="Calibri" w:hAnsi="Calibri"/>
+          <w:b/>
+          <w:color w:val="2B2B2B"/>
+          <w:sz w:val="22"/>
+        </w:rPr>
+        <w:t>Por qué:</w:t>
+      </w:r>
+      <w:r>
+        <w:rPr>
+          <w:rFonts w:ascii="Calibri" w:hAnsi="Calibri"/>
+          <w:b w:val="0"/>
+          <w:color w:val="2B2B2B"/>
+          <w:sz w:val="22"/>
+        </w:rPr>
+        <w:t xml:space="preserve"> el signo «%» no aparece ni una vez en el texto de las 129 páginas; los únicos porcentajes están dentro de las imágenes de las Figuras 2 (69/20/11, p. 77), 4 y 6 (37/29/20/14, pp. 79 y 81), 5 (29/23/11/9/9/6/6/3/3/3, p. 80) y 7 (31/23/15/8/8/8/8, p. 90), y ninguno es 87, 81 ni 76. Tampoco hay denominador posible: el capítulo de resultados (pp. 82-116) no trae ni un código D ni una cita autor-año, y la p. 42 declara que la codificación «no se utilizó como un procedimiento de análisis estadístico». Encima la diapositiva 8 cierra diciendo que los resultados «confirman». Es la pregunta que la exposición no puede contestar sola, porque la diapositiva enseña el número y no la fuente.</w:t>
+      </w:r>
+    </w:p>
+    <w:p>
+      <w:pPr>
+        <w:pStyle w:val="ListBullet"/>
+      </w:pPr>
+      <w:r>
+        <w:rPr>
+          <w:rFonts w:ascii="Calibri" w:hAnsi="Calibri"/>
+          <w:b/>
+          <w:color w:val="2B2B2B"/>
+          <w:sz w:val="22"/>
+        </w:rPr>
+        <w:t>Qué la resuelve:</w:t>
+      </w:r>
+      <w:r>
+        <w:rPr>
+          <w:rFonts w:ascii="Calibri" w:hAnsi="Calibri"/>
+          <w:b w:val="0"/>
+          <w:color w:val="2B2B2B"/>
+          <w:sz w:val="22"/>
+        </w:rPr>
+        <w:t xml:space="preserve"> decir que el porcentaje no está en el documento y se construyó para la diapositiva, o que es un error del mazo; retirar el verbo «confirman» a la luz de la p. 23; y ofrecer el conteo que sí existe y es trazable (Figuras 4 y 6: OE2 13, OE1 10, OE4 7, OE3 5).</w:t>
+      </w:r>
+    </w:p>
+    <w:p>
+      <w:pPr>
+        <w:pStyle w:val="ListBullet"/>
+      </w:pPr>
+      <w:r>
+        <w:rPr>
+          <w:rFonts w:ascii="Calibri" w:hAnsi="Calibri"/>
+          <w:b/>
+          <w:color w:val="2B2B2B"/>
+          <w:sz w:val="22"/>
+        </w:rPr>
+        <w:t>Qué la agrava:</w:t>
+      </w:r>
+      <w:r>
+        <w:rPr>
+          <w:rFonts w:ascii="Calibri" w:hAnsi="Calibri"/>
+          <w:b w:val="0"/>
+          <w:color w:val="2B2B2B"/>
+          <w:sz w:val="22"/>
+        </w:rPr>
+        <w:t xml:space="preserve"> improvisar un porcentaje en la sala; señalar una página que no lo contiene; explicarlo con las «52 fuentes» de la diapositiva 7 cuando el documento dice 35 (p. 40) y la propia diapositiva 8 dice «Se analizaron 35 fuentes (D01–D35)»; o sostener que los porcentajes se deducen del capítulo 8, que no tiene ningún conteo asignable.</w:t>
+      </w:r>
+    </w:p>
+    <w:p>
+      <w:pPr>
+        <w:spacing w:before="200" w:after="60"/>
+      </w:pPr>
+      <w:r>
+        <w:rPr>
+          <w:rFonts w:ascii="Calibri" w:hAnsi="Calibri"/>
+          <w:b/>
+          <w:color w:val="007433"/>
+          <w:sz w:val="32"/>
+        </w:rPr>
+        <w:t>Lo que se leyó en la sala el 18/08 — para cotejar con la hoja escrita a mano</w:t>
       </w:r>
     </w:p>
     <w:p>
@@ -2235,7 +3616,7 @@
           <w:color w:val="2B2B2B"/>
           <w:sz w:val="22"/>
         </w:rPr>
-        <w:t>Ustedes declaran que el modelo no pasó por juicio de expertos (p. 23). Con tres ingenieros del sector y una sesión de dos horas era viable en el semestre: ¿por qué no se hizo, y qué habrían preguntado a ese panel?</w:t>
+        <w:t>«En el documento el corpus son 35 fuentes (p. 40), en su diapositiva de metodología dicen 52, y en la matriz de las pp. 44 y 45 la IEA 2022 está registrada dos veces, como D06 y como D16 —igual que Deloitte, McKinsey y Verhoef—. ¿Cuántas fuentes distintas analizaron realmente y cómo controlaron la duplicación?»</w:t>
       </w:r>
     </w:p>
     <w:p>
@@ -2249,7 +3630,7 @@
           <w:color w:val="2B2B2B"/>
           <w:sz w:val="22"/>
         </w:rPr>
-        <w:t>La arquitectura de seis etapas (pp. 107-110) describe captura, transmisión, almacenamiento, procesamiento, visualización y decisión. ¿En qué se diferencia de lo que ya trae de fábrica el portal de monitoreo de cualquier inversor comercial, y dónde está entonces el aporte del modelo?</w:t>
+        <w:t>«El título y el objetivo general están anclados al Valle del Cauca, pero en la matriz de caracterización (pp. 43-48) ninguna de las fuentes tiene alcance Valle del Cauca, y los documentos de la Gobernación, la CVC y el DANE están en las referencias y no en el corpus. ¿Qué parte del modelo es específica del Valle del Cauca y qué parte sería idéntica para cualquier zona rural del país?»</w:t>
       </w:r>
     </w:p>
     <w:p>
@@ -2263,7 +3644,64 @@
           <w:color w:val="2B2B2B"/>
           <w:sz w:val="22"/>
         </w:rPr>
-        <w:t>De las cinco condiciones habilitadoras (p. 95), ¿cuál rompería primero el modelo en una vereda del Valle del Cauca, y cómo lo sabe?</w:t>
+        <w:t>«En su diapositiva de resultados aparecen tres porcentajes: 87%, 81% y 76%. ¿Cómo se calcularon y sobre cuántas fuentes, considerando que la p. 42 del documento dice que la codificación en Excel no se usó como procedimiento de análisis estadístico?»</w:t>
+      </w:r>
+    </w:p>
+    <w:p>
+      <w:pPr>
+        <w:spacing w:before="200" w:after="60"/>
+      </w:pPr>
+      <w:r>
+        <w:rPr>
+          <w:rFonts w:ascii="Calibri" w:hAnsi="Calibri"/>
+          <w:b/>
+          <w:color w:val="007433"/>
+          <w:sz w:val="32"/>
+        </w:rPr>
+        <w:t>Banco de reserva</w:t>
+      </w:r>
+    </w:p>
+    <w:p>
+      <w:r>
+        <w:rPr>
+          <w:rFonts w:ascii="Calibri" w:hAnsi="Calibri"/>
+          <w:b w:val="0"/>
+          <w:color w:val="2B2B2B"/>
+          <w:sz w:val="22"/>
+        </w:rPr>
+        <w:t xml:space="preserve">Los números </w:t>
+      </w:r>
+      <w:r>
+        <w:rPr>
+          <w:rFonts w:ascii="Calibri" w:hAnsi="Calibri"/>
+          <w:b/>
+          <w:color w:val="2B2B2B"/>
+          <w:sz w:val="22"/>
+        </w:rPr>
+        <w:t>no se cambian de sitio</w:t>
+      </w:r>
+      <w:r>
+        <w:rPr>
+          <w:rFonts w:ascii="Calibri" w:hAnsi="Calibri"/>
+          <w:b w:val="0"/>
+          <w:color w:val="2B2B2B"/>
+          <w:sz w:val="22"/>
+        </w:rPr>
+        <w:t>: la §7 llama a estas reservas por número —«la reserva nº 7», «la nº 4 o la nº 5»— y la §8.1 cita sus páginas. Las dos listas continúan la misma secuencia para que la numeración no se rompa: las del documento van de la 4 a la 10; las de las diapositivas, de la 11 en adelante, y sólo tienen sentido con el mazo proyectado.</w:t>
+      </w:r>
+    </w:p>
+    <w:p>
+      <w:pPr>
+        <w:spacing w:before="140" w:after="60"/>
+      </w:pPr>
+      <w:r>
+        <w:rPr>
+          <w:rFonts w:ascii="Calibri" w:hAnsi="Calibri"/>
+          <w:b/>
+          <w:color w:val="0C2340"/>
+          <w:sz w:val="27"/>
+        </w:rPr>
+        <w:t>Del documento</w:t>
       </w:r>
     </w:p>
     <w:p>
@@ -2277,7 +3715,7 @@
           <w:color w:val="2B2B2B"/>
           <w:sz w:val="22"/>
         </w:rPr>
-        <w:t>La Tabla 19 (pp. 113-114) da siete riesgos con alternativas. Si tuviera que elegir sólo una alternativa para financiar primero, ¿cuál y por qué?</w:t>
+        <w:t>La Tabla 8 (p. 83) sustenta una de sus filas con «Estudios reportan disminución del rendimiento por deficiencias de mantenimiento». Díganme qué códigos del corpus, entre D01 y D35, sustentan esa fila. (En las pp. 82-116 no hay ni un código D ni una cita autor-año.)</w:t>
       </w:r>
     </w:p>
     <w:p>
@@ -2291,7 +3729,7 @@
           <w:color w:val="2B2B2B"/>
           <w:sz w:val="22"/>
         </w:rPr>
-        <w:t>Lara-Vargas et al. (2025), monitoreo IoT de bajo costo en plantas solares en Colombia, está en sus referencias (pp. 127-128) y no entre las fuentes analizadas. ¿Por qué quedó fuera del corpus?</w:t>
+        <w:t>La p. 103 dice que la estructura propuesta «integra cuatro dimensiones» y el apartado 8.8.2, una página después, que el modelo «se organiza en cinco componentes estructurales» (p. 104). Díganme cuántos tiene y cuál es el que aparece y desaparece. (Es «contexto de aplicación», p. 105.)</w:t>
       </w:r>
     </w:p>
     <w:p>
@@ -2305,7 +3743,7 @@
           <w:color w:val="2B2B2B"/>
           <w:sz w:val="22"/>
         </w:rPr>
-        <w:t>La pregunta de investigación de la diapositiva 3 habla de «mejorar el acceso» y la del documento (p. 18) sólo de «fortalecer la gestión». ¿Cuál de las dos contestaron?</w:t>
+        <w:t>Las condiciones habilitadoras son seis en la Tabla 15 (pp. 95-96), cinco en el quinto componente del modelo (p. 105) y seis con otros nombres en las conclusiones (p. 123). Con la Tabla 15 en pantalla, díganme la lista definitiva.</w:t>
       </w:r>
     </w:p>
     <w:p>
@@ -2319,7 +3757,133 @@
           <w:color w:val="2B2B2B"/>
           <w:sz w:val="22"/>
         </w:rPr>
-        <w:t>Si mañana el municipio les pide aplicar el modelo, ¿cuál es la primera semana de trabajo, con qué datos y con quién?</w:t>
+        <w:t>El corpus suma 31 en la Tabla 7 (p. 76), rotulada «cantidad aproximada», 35 en la Figura 5 (p. 80) y 52 en su diapositiva 7. Díganme el número de fuentes únicas y la página donde está.</w:t>
+      </w:r>
+    </w:p>
+    <w:p>
+      <w:pPr>
+        <w:pStyle w:val="ListNumber"/>
+      </w:pPr>
+      <w:r>
+        <w:rPr>
+          <w:rFonts w:ascii="Calibri" w:hAnsi="Calibri"/>
+          <w:b w:val="0"/>
+          <w:color w:val="2B2B2B"/>
+          <w:sz w:val="22"/>
+        </w:rPr>
+        <w:t>La Figura 4 (p. 79) y la Figura 6 (p. 81) son el mismo diagrama de barras, con el mismo título interno («Documentos por objetivo específico») y los mismos valores. Díganme qué muestra cada una y qué las diferencia. (El párrafo de la p. 81 describe en realidad la Figura 7, p. 90.)</w:t>
+      </w:r>
+    </w:p>
+    <w:p>
+      <w:pPr>
+        <w:pStyle w:val="ListNumber"/>
+      </w:pPr>
+      <w:r>
+        <w:rPr>
+          <w:rFonts w:ascii="Calibri" w:hAnsi="Calibri"/>
+          <w:b w:val="0"/>
+          <w:color w:val="2B2B2B"/>
+          <w:sz w:val="22"/>
+        </w:rPr>
+        <w:t>La Tabla 17 (pp. 103-104) identifica como vacío la «limitada evidencia aplicada al contexto del Valle del Cauca» y como aporte la orientación del modelo a ese contexto. Díganme qué evidencia nueva del Valle incorporaron para cerrar ese vacío.</w:t>
+      </w:r>
+    </w:p>
+    <w:p>
+      <w:pPr>
+        <w:pStyle w:val="ListNumber"/>
+      </w:pPr>
+      <w:r>
+        <w:rPr>
+          <w:rFonts w:ascii="Calibri" w:hAnsi="Calibri"/>
+          <w:b w:val="0"/>
+          <w:color w:val="2B2B2B"/>
+          <w:sz w:val="22"/>
+        </w:rPr>
+        <w:t>La p. 29 cita «(IEA, 2023)» y en referencias hay IEA 2021a, 2022 y 2024, pero no 2023; y el Plan Energético Nacional figura como 2022-2052 (UPME, p. 127) y como 2024-2054 (Ministerio de Minas y Energía, p. 129). Díganme cuál PEN sustenta el análisis normativo.</w:t>
+      </w:r>
+    </w:p>
+    <w:p>
+      <w:pPr>
+        <w:spacing w:before="140" w:after="60"/>
+      </w:pPr>
+      <w:r>
+        <w:rPr>
+          <w:rFonts w:ascii="Calibri" w:hAnsi="Calibri"/>
+          <w:b/>
+          <w:color w:val="0C2340"/>
+          <w:sz w:val="27"/>
+        </w:rPr>
+        <w:t>De las diapositivas</w:t>
+      </w:r>
+    </w:p>
+    <w:p>
+      <w:pPr>
+        <w:pStyle w:val="ListNumber"/>
+      </w:pPr>
+      <w:r>
+        <w:rPr>
+          <w:rFonts w:ascii="Calibri" w:hAnsi="Calibri"/>
+          <w:b w:val="0"/>
+          <w:color w:val="2B2B2B"/>
+          <w:sz w:val="22"/>
+        </w:rPr>
+        <w:t>El título de su diapositiva 1 y la pregunta de su diapositiva 3 no coinciden con la portada (p. 1) ni con el apartado 2.3 (p. 18). Díganme, en voz alta, el título y la pregunta que defienden hoy.</w:t>
+      </w:r>
+    </w:p>
+    <w:p>
+      <w:pPr>
+        <w:pStyle w:val="ListNumber"/>
+      </w:pPr>
+      <w:r>
+        <w:rPr>
+          <w:rFonts w:ascii="Calibri" w:hAnsi="Calibri"/>
+          <w:b w:val="0"/>
+          <w:color w:val="2B2B2B"/>
+          <w:sz w:val="22"/>
+        </w:rPr>
+        <w:t>Su diapositiva 9 concluye que la solar es la opción «más viable» por «reducción de costos» y que el trabajo aporta a los ODS 7, 9 y 11. Díganme la página del documento donde se evalúan costos o se mencionan los ODS. (La evaluación técnica y económica queda como recomendación en la p. 125; «ODS» no aparece en las 129 páginas.)</w:t>
+      </w:r>
+    </w:p>
+    <w:p>
+      <w:pPr>
+        <w:pStyle w:val="ListNumber"/>
+      </w:pPr>
+      <w:r>
+        <w:rPr>
+          <w:rFonts w:ascii="Calibri" w:hAnsi="Calibri"/>
+          <w:b w:val="0"/>
+          <w:color w:val="2B2B2B"/>
+          <w:sz w:val="22"/>
+        </w:rPr>
+        <w:t>Ninguna de sus doce diapositivas proyecta la arquitectura conceptual de datos e IoT de la Figura 11 (p. 110). Díganme las seis etapas en orden y qué pasa en la de almacenamiento cuando la conectividad rural se cae. (Está en las pp. 107-110: almacenamiento local y sincronización posterior. Es la parte más sólida del producto y el mazo la deja fuera; preguntarla es darles la ocasión de mostrarla.)</w:t>
+      </w:r>
+    </w:p>
+    <w:p>
+      <w:pPr>
+        <w:pStyle w:val="ListNumber"/>
+      </w:pPr>
+      <w:r>
+        <w:rPr>
+          <w:rFonts w:ascii="Calibri" w:hAnsi="Calibri"/>
+          <w:b w:val="0"/>
+          <w:color w:val="2B2B2B"/>
+          <w:sz w:val="22"/>
+        </w:rPr>
+        <w:t>El bloque de referencias de su diapositiva 6 queda cortado por el borde inferior, y la única entrada que se alcanza a leer —«IEA (2022). World energy outlook 2022»— no coincide con la de su propia diapositiva 10 ni con la de su documento, que registra la IEA 2022 como «Digitalisation and energy» (p. 128). Díganme qué informe de la IEA sustenta la definición de transición energética del marco. (Es forma: si el tiempo aprieta, va a la retroalimentación escrita.)</w:t>
+      </w:r>
+    </w:p>
+    <w:p>
+      <w:pPr>
+        <w:pStyle w:val="ListNumber"/>
+      </w:pPr>
+      <w:r>
+        <w:rPr>
+          <w:rFonts w:ascii="Calibri" w:hAnsi="Calibri"/>
+          <w:b w:val="0"/>
+          <w:color w:val="2B2B2B"/>
+          <w:sz w:val="22"/>
+        </w:rPr>
+        <w:t>El Valle del Cauca aparece en siete de sus diez diapositivas con contenido —título, pregunta, objetivos, pertinencia, síntesis de metodología, aporte teórico y conclusiones—. Díganme qué se ve en el mazo que sea del Valle del Cauca y no de cualquier zona rural del país. (Es la entrada por pantalla de la pregunta prioritaria 2: se hace una de las dos, no las dos.)</w:t>
       </w:r>
     </w:p>
     <w:p>
@@ -2333,7 +3897,7 @@
           <w:color w:val="007433"/>
           <w:sz w:val="32"/>
         </w:rPr>
-        <w:t>6. PREGUNTAS DESPUÉS — condicionales, para marcar en caliente</w:t>
+        <w:t>7. PREGUNTAS DESPUÉS — condicionales, para marcar en caliente</w:t>
       </w:r>
     </w:p>
     <w:p>
@@ -2402,7 +3966,7 @@
           <w:color w:val="2B2B2B"/>
           <w:sz w:val="22"/>
         </w:rPr>
-        <w:t xml:space="preserve"> → «¿Cuántas de esas 52 son documentos distintos?» y dejar que reconstruyan el conteo.</w:t>
+        <w:t xml:space="preserve"> → «¿Cuántas de esas 52 son documentos distintos?» y dejar que reconstruyan el conteo (es la reserva nº 7: 31 en la Tabla 7, p. 76; 35 en la Figura 5, p. 80).</w:t>
       </w:r>
     </w:p>
     <w:p>
@@ -2553,7 +4117,7 @@
           <w:color w:val="2B2B2B"/>
           <w:sz w:val="22"/>
         </w:rPr>
-        <w:t xml:space="preserve"> que explique una de dos cosas: la ruta de construcción del modelo (8.8.1, p. 102) o las condiciones habilitadoras (8.6, pp. 94-95). Es la vía legítima para verificar dominio individual.</w:t>
+        <w:t xml:space="preserve"> que explique una de dos cosas: la ruta de construcción del modelo (8.8.1, p. 102) o las condiciones habilitadoras (8.6, pp. 94-96, Tabla 15). Es la vía legítima para verificar dominio individual.</w:t>
       </w:r>
     </w:p>
     <w:p>
@@ -2576,7 +4140,7 @@
           <w:color w:val="2B2B2B"/>
           <w:sz w:val="22"/>
         </w:rPr>
-        <w:t xml:space="preserve"> → hacer una pregunta que no esté en las diapositivas (la nº 5 o la nº 6 del banco): con mazos de 300-400 palabras por diapositiva, leer es la tentación y se nota.</w:t>
+        <w:t xml:space="preserve"> → hacer una pregunta que no esté en las diapositivas (la nº 4 o la nº 5 del banco): con mazos de 300-400 palabras por diapositiva, leer es la tentación y se nota.</w:t>
       </w:r>
     </w:p>
     <w:p>
@@ -2599,7 +4163,7 @@
           <w:color w:val="2B2B2B"/>
           <w:sz w:val="22"/>
         </w:rPr>
-        <w:t xml:space="preserve"> → ir directo al OE3 (pp. 91-94): «¿Qué encontraron ustedes que no estuviera ya dicho en la literatura?» Es donde el trabajo debe demostrar análisis y no compilación.</w:t>
+        <w:t xml:space="preserve"> → ir directo al OE3 (8.5, pp. 90-93): «¿Qué encontraron ustedes que no estuviera ya dicho en la literatura?» Es donde el trabajo debe demostrar análisis y no compilación.</w:t>
       </w:r>
     </w:p>
     <w:p>
@@ -2659,7 +4223,7 @@
           <w:color w:val="007433"/>
           <w:sz w:val="32"/>
         </w:rPr>
-        <w:t>7. Umbrales de nota (escala 0,1–5,0, cuatro criterios del jurado)</w:t>
+        <w:t>8. Umbrales de nota (escala 0,1–5,0, cuatro criterios del jurado)</w:t>
       </w:r>
     </w:p>
     <w:p>
@@ -2876,7 +4440,825 @@
           <w:color w:val="007433"/>
           <w:sz w:val="32"/>
         </w:rPr>
-        <w:t>8. Observaciones administrativas (no académicas)</w:t>
+        <w:t>8.1 Formulario oficial del jurado — 5 criterios en escala 1–5</w:t>
+      </w:r>
+    </w:p>
+    <w:p>
+      <w:pPr>
+        <w:ind w:left="432"/>
+        <w:shd w:val="clear" w:fill="E8F5EC"/>
+      </w:pPr>
+      <w:r>
+        <w:rPr>
+          <w:rFonts w:ascii="Calibri" w:hAnsi="Calibri"/>
+          <w:b/>
+          <w:i/>
+          <w:color w:val="2B2B2B"/>
+          <w:sz w:val="21"/>
+        </w:rPr>
+        <w:t>Instrumento distinto de los cuatro criterios de arriba.</w:t>
+      </w:r>
+      <w:r>
+        <w:rPr>
+          <w:rFonts w:ascii="Calibri" w:hAnsi="Calibri"/>
+          <w:b w:val="0"/>
+          <w:i/>
+          <w:color w:val="2B2B2B"/>
+          <w:sz w:val="21"/>
+        </w:rPr>
+        <w:t xml:space="preserve"> Son las cinco preguntas del formulario que la Dirección le pide al jurado, cada una con opciones </w:t>
+      </w:r>
+      <w:r>
+        <w:rPr>
+          <w:rFonts w:ascii="Calibri" w:hAnsi="Calibri"/>
+          <w:b/>
+          <w:i/>
+          <w:color w:val="2B2B2B"/>
+          <w:sz w:val="21"/>
+        </w:rPr>
+        <w:t>1 2 3 4 5</w:t>
+      </w:r>
+      <w:r>
+        <w:rPr>
+          <w:rFonts w:ascii="Calibri" w:hAnsi="Calibri"/>
+          <w:b w:val="0"/>
+          <w:i/>
+          <w:color w:val="2B2B2B"/>
+          <w:sz w:val="21"/>
+        </w:rPr>
+        <w:t xml:space="preserve">. </w:t>
+      </w:r>
+      <w:r>
+        <w:rPr>
+          <w:rFonts w:ascii="Calibri" w:hAnsi="Calibri"/>
+          <w:b/>
+          <w:i/>
+          <w:color w:val="2B2B2B"/>
+          <w:sz w:val="21"/>
+        </w:rPr>
+        <w:t>Ninguna califica la sustentación oral:</w:t>
+      </w:r>
+      <w:r>
+        <w:rPr>
+          <w:rFonts w:ascii="Calibri" w:hAnsi="Calibri"/>
+          <w:b w:val="0"/>
+          <w:i/>
+          <w:color w:val="2B2B2B"/>
+          <w:sz w:val="21"/>
+        </w:rPr>
+        <w:t xml:space="preserve"> las cinco se responden con el documento, así que van precargadas con la página que las sostiene y en sala solo se confirman.</w:t>
+      </w:r>
+    </w:p>
+    <w:p>
+      <w:pPr>
+        <w:ind w:left="432"/>
+        <w:shd w:val="clear" w:fill="E8F5EC"/>
+      </w:pPr>
+    </w:p>
+    <w:p>
+      <w:pPr>
+        <w:ind w:left="432"/>
+        <w:shd w:val="clear" w:fill="E8F5EC"/>
+      </w:pPr>
+      <w:r>
+        <w:rPr>
+          <w:rFonts w:ascii="Calibri" w:hAnsi="Calibri"/>
+          <w:b w:val="0"/>
+          <w:i/>
+          <w:color w:val="2B2B2B"/>
+          <w:sz w:val="21"/>
+        </w:rPr>
+        <w:t xml:space="preserve">Lectura de la escala, fijada de antemano: </w:t>
+      </w:r>
+      <w:r>
+        <w:rPr>
+          <w:rFonts w:ascii="Calibri" w:hAnsi="Calibri"/>
+          <w:b/>
+          <w:i/>
+          <w:color w:val="2B2B2B"/>
+          <w:sz w:val="21"/>
+        </w:rPr>
+        <w:t>5</w:t>
+      </w:r>
+      <w:r>
+        <w:rPr>
+          <w:rFonts w:ascii="Calibri" w:hAnsi="Calibri"/>
+          <w:b w:val="0"/>
+          <w:i/>
+          <w:color w:val="2B2B2B"/>
+          <w:sz w:val="21"/>
+        </w:rPr>
+        <w:t xml:space="preserve"> sobresaliente, sin reparos de fondo · </w:t>
+      </w:r>
+      <w:r>
+        <w:rPr>
+          <w:rFonts w:ascii="Calibri" w:hAnsi="Calibri"/>
+          <w:b/>
+          <w:i/>
+          <w:color w:val="2B2B2B"/>
+          <w:sz w:val="21"/>
+        </w:rPr>
+        <w:t>4</w:t>
+      </w:r>
+      <w:r>
+        <w:rPr>
+          <w:rFonts w:ascii="Calibri" w:hAnsi="Calibri"/>
+          <w:b w:val="0"/>
+          <w:i/>
+          <w:color w:val="2B2B2B"/>
+          <w:sz w:val="21"/>
+        </w:rPr>
+        <w:t xml:space="preserve"> sólido, con reparos menores y declarados · </w:t>
+      </w:r>
+      <w:r>
+        <w:rPr>
+          <w:rFonts w:ascii="Calibri" w:hAnsi="Calibri"/>
+          <w:b/>
+          <w:i/>
+          <w:color w:val="2B2B2B"/>
+          <w:sz w:val="21"/>
+        </w:rPr>
+        <w:t>3</w:t>
+      </w:r>
+      <w:r>
+        <w:rPr>
+          <w:rFonts w:ascii="Calibri" w:hAnsi="Calibri"/>
+          <w:b w:val="0"/>
+          <w:i/>
+          <w:color w:val="2B2B2B"/>
+          <w:sz w:val="21"/>
+        </w:rPr>
+        <w:t xml:space="preserve"> aceptable, con un reparo de fondo que el documento no resuelve · </w:t>
+      </w:r>
+      <w:r>
+        <w:rPr>
+          <w:rFonts w:ascii="Calibri" w:hAnsi="Calibri"/>
+          <w:b/>
+          <w:i/>
+          <w:color w:val="2B2B2B"/>
+          <w:sz w:val="21"/>
+        </w:rPr>
+        <w:t>2</w:t>
+      </w:r>
+      <w:r>
+        <w:rPr>
+          <w:rFonts w:ascii="Calibri" w:hAnsi="Calibri"/>
+          <w:b w:val="0"/>
+          <w:i/>
+          <w:color w:val="2B2B2B"/>
+          <w:sz w:val="21"/>
+        </w:rPr>
+        <w:t xml:space="preserve"> deficiente: hay material, pero se contradice o no sostiene lo que afirma · </w:t>
+      </w:r>
+      <w:r>
+        <w:rPr>
+          <w:rFonts w:ascii="Calibri" w:hAnsi="Calibri"/>
+          <w:b/>
+          <w:i/>
+          <w:color w:val="2B2B2B"/>
+          <w:sz w:val="21"/>
+        </w:rPr>
+        <w:t>1</w:t>
+      </w:r>
+      <w:r>
+        <w:rPr>
+          <w:rFonts w:ascii="Calibri" w:hAnsi="Calibri"/>
+          <w:b w:val="0"/>
+          <w:i/>
+          <w:color w:val="2B2B2B"/>
+          <w:sz w:val="21"/>
+        </w:rPr>
+        <w:t xml:space="preserve"> sin base verificable en el documento.</w:t>
+      </w:r>
+    </w:p>
+    <w:p>
+      <w:pPr>
+        <w:ind w:left="432"/>
+        <w:shd w:val="clear" w:fill="E8F5EC"/>
+      </w:pPr>
+    </w:p>
+    <w:p>
+      <w:pPr>
+        <w:ind w:left="432"/>
+        <w:shd w:val="clear" w:fill="E8F5EC"/>
+      </w:pPr>
+      <w:r>
+        <w:rPr>
+          <w:rFonts w:ascii="Calibri" w:hAnsi="Calibri"/>
+          <w:b w:val="0"/>
+          <w:i/>
+          <w:color w:val="2B2B2B"/>
+          <w:sz w:val="21"/>
+        </w:rPr>
+        <w:t xml:space="preserve">⚠️ </w:t>
+      </w:r>
+      <w:r>
+        <w:rPr>
+          <w:rFonts w:ascii="Calibri" w:hAnsi="Calibri"/>
+          <w:b/>
+          <w:i/>
+          <w:color w:val="2B2B2B"/>
+          <w:sz w:val="21"/>
+        </w:rPr>
+        <w:t>Este 1–5 no es la nota del acta.</w:t>
+      </w:r>
+      <w:r>
+        <w:rPr>
+          <w:rFonts w:ascii="Calibri" w:hAnsi="Calibri"/>
+          <w:b w:val="0"/>
+          <w:i/>
+          <w:color w:val="2B2B2B"/>
+          <w:sz w:val="21"/>
+        </w:rPr>
+        <w:t xml:space="preserve"> La nota que se reporta sale de los cuatro criterios y de los umbrales de esta §8. La casilla del formulario la marca el jurado humano; esto es una propuesta con página.</w:t>
+      </w:r>
+    </w:p>
+    <w:p>
+      <w:r>
+        <w:rPr>
+          <w:rFonts w:ascii="Calibri" w:hAnsi="Calibri"/>
+          <w:b/>
+          <w:color w:val="2B2B2B"/>
+          <w:sz w:val="22"/>
+        </w:rPr>
+        <w:t>1. Planteamiento de la problemática y formulación de objetivos</w:t>
+      </w:r>
+      <w:r>
+        <w:rPr>
+          <w:rFonts w:ascii="Calibri" w:hAnsi="Calibri"/>
+          <w:b w:val="0"/>
+          <w:color w:val="2B2B2B"/>
+          <w:sz w:val="22"/>
+        </w:rPr>
+        <w:t xml:space="preserve"> — propuesto </w:t>
+      </w:r>
+      <w:r>
+        <w:rPr>
+          <w:rFonts w:ascii="Calibri" w:hAnsi="Calibri"/>
+          <w:b/>
+          <w:color w:val="2B2B2B"/>
+          <w:sz w:val="22"/>
+        </w:rPr>
+        <w:t>3</w:t>
+      </w:r>
+      <w:r>
+        <w:rPr>
+          <w:rFonts w:ascii="Calibri" w:hAnsi="Calibri"/>
+          <w:b w:val="0"/>
+          <w:color w:val="2B2B2B"/>
+          <w:sz w:val="22"/>
+        </w:rPr>
+        <w:t xml:space="preserve"> / 5</w:t>
+      </w:r>
+    </w:p>
+    <w:p>
+      <w:pPr>
+        <w:ind w:left="432"/>
+        <w:shd w:val="clear" w:fill="E8F5EC"/>
+      </w:pPr>
+      <w:r>
+        <w:rPr>
+          <w:rFonts w:ascii="Calibri" w:hAnsi="Calibri"/>
+          <w:b w:val="0"/>
+          <w:i/>
+          <w:color w:val="2B2B2B"/>
+          <w:sz w:val="21"/>
+        </w:rPr>
+        <w:t>Claridad, pertinencia y delimitación del problema de investigación, así como la coherencia y precisión de los objetivos propuestos, verificando su alineación con el propósito del estudio y su viabilidad investigativa.</w:t>
+      </w:r>
+    </w:p>
+    <w:p>
+      <w:r>
+        <w:rPr>
+          <w:rFonts w:ascii="Calibri" w:hAnsi="Calibri"/>
+          <w:b w:val="0"/>
+          <w:color w:val="2B2B2B"/>
+          <w:sz w:val="22"/>
+        </w:rPr>
+        <w:t xml:space="preserve">Lo mejor de este planteamiento es la honestidad del verbo: el objetivo dice </w:t>
+      </w:r>
+      <w:r>
+        <w:rPr>
+          <w:rFonts w:ascii="Calibri" w:hAnsi="Calibri"/>
+          <w:b/>
+          <w:color w:val="2B2B2B"/>
+          <w:sz w:val="22"/>
+        </w:rPr>
+        <w:t>«proponer»</w:t>
+      </w:r>
+      <w:r>
+        <w:rPr>
+          <w:rFonts w:ascii="Calibri" w:hAnsi="Calibri"/>
+          <w:b w:val="0"/>
+          <w:color w:val="2B2B2B"/>
+          <w:sz w:val="22"/>
+        </w:rPr>
+        <w:t xml:space="preserve"> (p. 19) y el trabajo se queda dentro, sin inflar el alcance —algo que en este cohorte es la excepción—. El reparo de fondo está en la delimitación territorial: el título y el objetivo anclan el estudio al Valle del Cauca y </w:t>
+      </w:r>
+      <w:r>
+        <w:rPr>
+          <w:rFonts w:ascii="Calibri" w:hAnsi="Calibri"/>
+          <w:b/>
+          <w:color w:val="2B2B2B"/>
+          <w:sz w:val="22"/>
+        </w:rPr>
+        <w:t>ninguna de las fuentes de la matriz tiene alcance Valle del Cauca</w:t>
+      </w:r>
+      <w:r>
+        <w:rPr>
+          <w:rFonts w:ascii="Calibri" w:hAnsi="Calibri"/>
+          <w:b w:val="0"/>
+          <w:color w:val="2B2B2B"/>
+          <w:sz w:val="22"/>
+        </w:rPr>
+        <w:t xml:space="preserve"> (pp. 43-48); los documentos de la Gobernación, la CVC y el DANE están en las referencias (p. 127) y no en el corpus, mientras la p. 77 afirma la contextualización regional. La delimitación es nominal.</w:t>
+      </w:r>
+    </w:p>
+    <w:p>
+      <w:r>
+        <w:rPr>
+          <w:rFonts w:ascii="Calibri" w:hAnsi="Calibri"/>
+          <w:b/>
+          <w:color w:val="2B2B2B"/>
+          <w:sz w:val="22"/>
+        </w:rPr>
+        <w:t>2. Marco teórico y referentes conceptuales</w:t>
+      </w:r>
+      <w:r>
+        <w:rPr>
+          <w:rFonts w:ascii="Calibri" w:hAnsi="Calibri"/>
+          <w:b w:val="0"/>
+          <w:color w:val="2B2B2B"/>
+          <w:sz w:val="22"/>
+        </w:rPr>
+        <w:t xml:space="preserve"> — propuesto </w:t>
+      </w:r>
+      <w:r>
+        <w:rPr>
+          <w:rFonts w:ascii="Calibri" w:hAnsi="Calibri"/>
+          <w:b/>
+          <w:color w:val="2B2B2B"/>
+          <w:sz w:val="22"/>
+        </w:rPr>
+        <w:t>4</w:t>
+      </w:r>
+      <w:r>
+        <w:rPr>
+          <w:rFonts w:ascii="Calibri" w:hAnsi="Calibri"/>
+          <w:b w:val="0"/>
+          <w:color w:val="2B2B2B"/>
+          <w:sz w:val="22"/>
+        </w:rPr>
+        <w:t xml:space="preserve"> / 5</w:t>
+      </w:r>
+    </w:p>
+    <w:p>
+      <w:pPr>
+        <w:ind w:left="432"/>
+        <w:shd w:val="clear" w:fill="E8F5EC"/>
+      </w:pPr>
+      <w:r>
+        <w:rPr>
+          <w:rFonts w:ascii="Calibri" w:hAnsi="Calibri"/>
+          <w:b w:val="0"/>
+          <w:i/>
+          <w:color w:val="2B2B2B"/>
+          <w:sz w:val="21"/>
+        </w:rPr>
+        <w:t>Solidez del sustento teórico del proyecto, la pertinencia y actualidad de las fuentes consultadas, y la capacidad de articular conceptos, enfoques y antecedentes que fundamenten adecuadamente la investigación.</w:t>
+      </w:r>
+    </w:p>
+    <w:p>
+      <w:r>
+        <w:rPr>
+          <w:rFonts w:ascii="Calibri" w:hAnsi="Calibri"/>
+          <w:b w:val="0"/>
+          <w:color w:val="2B2B2B"/>
+          <w:sz w:val="22"/>
+        </w:rPr>
+        <w:t xml:space="preserve">Es su criterio más fuerte, y con razón: el trabajo </w:t>
+      </w:r>
+      <w:r>
+        <w:rPr>
+          <w:rFonts w:ascii="Calibri" w:hAnsi="Calibri"/>
+          <w:b/>
+          <w:color w:val="2B2B2B"/>
+          <w:sz w:val="22"/>
+        </w:rPr>
+        <w:t>es</w:t>
+      </w:r>
+      <w:r>
+        <w:rPr>
+          <w:rFonts w:ascii="Calibri" w:hAnsi="Calibri"/>
+          <w:b w:val="0"/>
+          <w:color w:val="2B2B2B"/>
+          <w:sz w:val="22"/>
+        </w:rPr>
+        <w:t xml:space="preserve"> una síntesis documental, con corpus explícito de 35 fuentes codificadas D01-D35 (p. 40) y una matriz de caracterización que se puede auditar. Reparo que impide el 5: hay </w:t>
+      </w:r>
+      <w:r>
+        <w:rPr>
+          <w:rFonts w:ascii="Calibri" w:hAnsi="Calibri"/>
+          <w:b/>
+          <w:color w:val="2B2B2B"/>
+          <w:sz w:val="22"/>
+        </w:rPr>
+        <w:t>cuatro duplicados</w:t>
+      </w:r>
+      <w:r>
+        <w:rPr>
+          <w:rFonts w:ascii="Calibri" w:hAnsi="Calibri"/>
+          <w:b w:val="0"/>
+          <w:color w:val="2B2B2B"/>
+          <w:sz w:val="22"/>
+        </w:rPr>
+        <w:t xml:space="preserve"> —IEA 2022 como D06 y D16, Verhoef como D07 y D19, Deloitte como D08 y D17, McKinsey como D09 y D18—, de modo que el corpus real es de </w:t>
+      </w:r>
+      <w:r>
+        <w:rPr>
+          <w:rFonts w:ascii="Calibri" w:hAnsi="Calibri"/>
+          <w:b/>
+          <w:color w:val="2B2B2B"/>
+          <w:sz w:val="22"/>
+        </w:rPr>
+        <w:t>31 fuentes únicas</w:t>
+      </w:r>
+      <w:r>
+        <w:rPr>
+          <w:rFonts w:ascii="Calibri" w:hAnsi="Calibri"/>
+          <w:b w:val="0"/>
+          <w:color w:val="2B2B2B"/>
+          <w:sz w:val="22"/>
+        </w:rPr>
+        <w:t>, que es justo lo que suma la Tabla 7 (p. 76) sin que nadie lo advierta; y el mazo dice 52 en la diapositiva 7 y 35 en la 8. Quedan además entradas sin año y un «(o documento oficial vigente)» sin editar.</w:t>
+      </w:r>
+    </w:p>
+    <w:p>
+      <w:r>
+        <w:rPr>
+          <w:rFonts w:ascii="Calibri" w:hAnsi="Calibri"/>
+          <w:b/>
+          <w:color w:val="2B2B2B"/>
+          <w:sz w:val="22"/>
+        </w:rPr>
+        <w:t>3. Metodología, muestra y coherencia del diseño</w:t>
+      </w:r>
+      <w:r>
+        <w:rPr>
+          <w:rFonts w:ascii="Calibri" w:hAnsi="Calibri"/>
+          <w:b w:val="0"/>
+          <w:color w:val="2B2B2B"/>
+          <w:sz w:val="22"/>
+        </w:rPr>
+        <w:t xml:space="preserve"> — propuesto </w:t>
+      </w:r>
+      <w:r>
+        <w:rPr>
+          <w:rFonts w:ascii="Calibri" w:hAnsi="Calibri"/>
+          <w:b/>
+          <w:color w:val="2B2B2B"/>
+          <w:sz w:val="22"/>
+        </w:rPr>
+        <w:t>3</w:t>
+      </w:r>
+      <w:r>
+        <w:rPr>
+          <w:rFonts w:ascii="Calibri" w:hAnsi="Calibri"/>
+          <w:b w:val="0"/>
+          <w:color w:val="2B2B2B"/>
+          <w:sz w:val="22"/>
+        </w:rPr>
+        <w:t xml:space="preserve"> / 5</w:t>
+      </w:r>
+    </w:p>
+    <w:p>
+      <w:pPr>
+        <w:ind w:left="432"/>
+        <w:shd w:val="clear" w:fill="E8F5EC"/>
+      </w:pPr>
+      <w:r>
+        <w:rPr>
+          <w:rFonts w:ascii="Calibri" w:hAnsi="Calibri"/>
+          <w:b w:val="0"/>
+          <w:i/>
+          <w:color w:val="2B2B2B"/>
+          <w:sz w:val="21"/>
+        </w:rPr>
+        <w:t>Correspondencia entre el enfoque metodológico, el tipo de estudio, las técnicas e instrumentos de recolección de información y la definición de la muestra, garantizando la coherencia interna del diseño investigativo.</w:t>
+      </w:r>
+    </w:p>
+    <w:p>
+      <w:r>
+        <w:rPr>
+          <w:rFonts w:ascii="Calibri" w:hAnsi="Calibri"/>
+          <w:b w:val="0"/>
+          <w:color w:val="2B2B2B"/>
+          <w:sz w:val="22"/>
+        </w:rPr>
+        <w:t>El diseño documental es apropiado al verbo «proponer» y hay una precaución que conviene reconocer: la p. 42 declara que la codificación en Excel «no se utilizó como un procedimiento de análisis estadístico», lo que evita el abuso más común de este tipo de estudio. Lo que lo deja en 3: la muestra —que aquí es el corpus— se reporta con tres tamaños distintos (35 en el documento, 52 y 35 en el mazo, 31 reales) y la duplicación no se controló.</w:t>
+      </w:r>
+    </w:p>
+    <w:p>
+      <w:r>
+        <w:rPr>
+          <w:rFonts w:ascii="Calibri" w:hAnsi="Calibri"/>
+          <w:b/>
+          <w:color w:val="2B2B2B"/>
+          <w:sz w:val="22"/>
+        </w:rPr>
+        <w:t>4. Resultados y conclusiones</w:t>
+      </w:r>
+      <w:r>
+        <w:rPr>
+          <w:rFonts w:ascii="Calibri" w:hAnsi="Calibri"/>
+          <w:b w:val="0"/>
+          <w:color w:val="2B2B2B"/>
+          <w:sz w:val="22"/>
+        </w:rPr>
+        <w:t xml:space="preserve"> — propuesto </w:t>
+      </w:r>
+      <w:r>
+        <w:rPr>
+          <w:rFonts w:ascii="Calibri" w:hAnsi="Calibri"/>
+          <w:b/>
+          <w:color w:val="2B2B2B"/>
+          <w:sz w:val="22"/>
+        </w:rPr>
+        <w:t>3</w:t>
+      </w:r>
+      <w:r>
+        <w:rPr>
+          <w:rFonts w:ascii="Calibri" w:hAnsi="Calibri"/>
+          <w:b w:val="0"/>
+          <w:color w:val="2B2B2B"/>
+          <w:sz w:val="22"/>
+        </w:rPr>
+        <w:t xml:space="preserve"> / 5</w:t>
+      </w:r>
+    </w:p>
+    <w:p>
+      <w:pPr>
+        <w:ind w:left="432"/>
+        <w:shd w:val="clear" w:fill="E8F5EC"/>
+      </w:pPr>
+      <w:r>
+        <w:rPr>
+          <w:rFonts w:ascii="Calibri" w:hAnsi="Calibri"/>
+          <w:b w:val="0"/>
+          <w:i/>
+          <w:color w:val="2B2B2B"/>
+          <w:sz w:val="21"/>
+        </w:rPr>
+        <w:t>Calidad en la presentación, interpretación y análisis de los resultados obtenidos, así como la consistencia y pertinencia de las conclusiones en relación con los objetivos, la problemática y el marco teórico del estudio.</w:t>
+      </w:r>
+    </w:p>
+    <w:p>
+      <w:r>
+        <w:rPr>
+          <w:rFonts w:ascii="Calibri" w:hAnsi="Calibri"/>
+          <w:b w:val="0"/>
+          <w:color w:val="2B2B2B"/>
+          <w:sz w:val="22"/>
+        </w:rPr>
+        <w:t xml:space="preserve">El producto es describible y coherente con lo prometido: modelo de cinco componentes, arquitectura de datos e IoT en seis etapas (Fig. 11, p. 110), siete riesgos con alternativas (Tabla 19) y ruta de aplicación (Fig. 12, p. 116). Dos cosas lo frenan. Primera, </w:t>
+      </w:r>
+      <w:r>
+        <w:rPr>
+          <w:rFonts w:ascii="Calibri" w:hAnsi="Calibri"/>
+          <w:b/>
+          <w:color w:val="2B2B2B"/>
+          <w:sz w:val="22"/>
+        </w:rPr>
+        <w:t>las diapositivas inventan tres cifras —87 %, 81 % y 76 %— que no existen en ninguna de las 129 páginas</w:t>
+      </w:r>
+      <w:r>
+        <w:rPr>
+          <w:rFonts w:ascii="Calibri" w:hAnsi="Calibri"/>
+          <w:b w:val="0"/>
+          <w:color w:val="2B2B2B"/>
+          <w:sz w:val="22"/>
+        </w:rPr>
+        <w:t xml:space="preserve"> (§5, punto 2), y la diapositiva 9 atribuye ODS 7/9/11 y reducción de costos que el documento nunca evalúa. Segunda, el techo está declarado y es real: </w:t>
+      </w:r>
+      <w:r>
+        <w:rPr>
+          <w:rFonts w:ascii="Calibri" w:hAnsi="Calibri"/>
+          <w:b/>
+          <w:color w:val="2B2B2B"/>
+          <w:sz w:val="22"/>
+        </w:rPr>
+        <w:t>no hay juicio de expertos, ni piloto, ni validación</w:t>
+      </w:r>
+      <w:r>
+        <w:rPr>
+          <w:rFonts w:ascii="Calibri" w:hAnsi="Calibri"/>
+          <w:b w:val="0"/>
+          <w:color w:val="2B2B2B"/>
+          <w:sz w:val="22"/>
+        </w:rPr>
+        <w:t xml:space="preserve"> (p. 23), así que las conclusiones no pueden ir más allá de una propuesta —y no van—. Curiosamente, el producto bueno no está en el mazo.</w:t>
+      </w:r>
+    </w:p>
+    <w:p>
+      <w:r>
+        <w:rPr>
+          <w:rFonts w:ascii="Calibri" w:hAnsi="Calibri"/>
+          <w:b/>
+          <w:color w:val="2B2B2B"/>
+          <w:sz w:val="22"/>
+        </w:rPr>
+        <w:t>5. Pertinencia disciplinar y articulación con la especialización</w:t>
+      </w:r>
+      <w:r>
+        <w:rPr>
+          <w:rFonts w:ascii="Calibri" w:hAnsi="Calibri"/>
+          <w:b w:val="0"/>
+          <w:color w:val="2B2B2B"/>
+          <w:sz w:val="22"/>
+        </w:rPr>
+        <w:t xml:space="preserve"> — propuesto </w:t>
+      </w:r>
+      <w:r>
+        <w:rPr>
+          <w:rFonts w:ascii="Calibri" w:hAnsi="Calibri"/>
+          <w:b/>
+          <w:color w:val="2B2B2B"/>
+          <w:sz w:val="22"/>
+        </w:rPr>
+        <w:t>3</w:t>
+      </w:r>
+      <w:r>
+        <w:rPr>
+          <w:rFonts w:ascii="Calibri" w:hAnsi="Calibri"/>
+          <w:b w:val="0"/>
+          <w:color w:val="2B2B2B"/>
+          <w:sz w:val="22"/>
+        </w:rPr>
+        <w:t xml:space="preserve"> / 5</w:t>
+      </w:r>
+    </w:p>
+    <w:p>
+      <w:pPr>
+        <w:ind w:left="432"/>
+        <w:shd w:val="clear" w:fill="E8F5EC"/>
+      </w:pPr>
+      <w:r>
+        <w:rPr>
+          <w:rFonts w:ascii="Calibri" w:hAnsi="Calibri"/>
+          <w:b w:val="0"/>
+          <w:i/>
+          <w:color w:val="2B2B2B"/>
+          <w:sz w:val="21"/>
+        </w:rPr>
+        <w:t>Grado de alineación del proyecto con el campo disciplinar y los énfasis de la especialización cursada, así como su aporte potencial al desarrollo académico, profesional o investigativo del área.</w:t>
+      </w:r>
+    </w:p>
+    <w:p>
+      <w:r>
+        <w:rPr>
+          <w:rFonts w:ascii="Calibri" w:hAnsi="Calibri"/>
+          <w:b w:val="0"/>
+          <w:color w:val="2B2B2B"/>
+          <w:sz w:val="22"/>
+        </w:rPr>
+        <w:t>El anclaje con la especialización pasa por la arquitectura de datos e IoT del modelo, que sí es transformación digital; el contenido energético es más sectorial que disciplinar, y la línea registrada es «Desarrollo de soluciones técnicas aplicadas». Sin validación de ningún tipo, el aporte potencial queda enunciado.</w:t>
+      </w:r>
+    </w:p>
+    <w:p>
+      <w:r>
+        <w:rPr>
+          <w:rFonts w:ascii="Calibri" w:hAnsi="Calibri"/>
+          <w:b/>
+          <w:color w:val="2B2B2B"/>
+          <w:sz w:val="22"/>
+        </w:rPr>
+        <w:t>Suma propuesta: 16 / 25.</w:t>
+      </w:r>
+    </w:p>
+    <w:p>
+      <w:r>
+        <w:rPr>
+          <w:rFonts w:ascii="Calibri" w:hAnsi="Calibri"/>
+          <w:b/>
+          <w:color w:val="2B2B2B"/>
+          <w:sz w:val="22"/>
+        </w:rPr>
+        <w:t>Qué subiría una casilla en sala:</w:t>
+      </w:r>
+      <w:r>
+        <w:rPr>
+          <w:rFonts w:ascii="Calibri" w:hAnsi="Calibri"/>
+          <w:b w:val="0"/>
+          <w:color w:val="2B2B2B"/>
+          <w:sz w:val="22"/>
+        </w:rPr>
+        <w:t xml:space="preserve"> El </w:t>
+      </w:r>
+      <w:r>
+        <w:rPr>
+          <w:rFonts w:ascii="Calibri" w:hAnsi="Calibri"/>
+          <w:b/>
+          <w:color w:val="2B2B2B"/>
+          <w:sz w:val="22"/>
+        </w:rPr>
+        <w:t>criterio 4 pasa a 4</w:t>
+      </w:r>
+      <w:r>
+        <w:rPr>
+          <w:rFonts w:ascii="Calibri" w:hAnsi="Calibri"/>
+          <w:b w:val="0"/>
+          <w:color w:val="2B2B2B"/>
+          <w:sz w:val="22"/>
+        </w:rPr>
+        <w:t xml:space="preserve"> si exponen el modelo real —la arquitectura de seis etapas, los siete riesgos, la ruta de aplicación— en lugar de los tres porcentajes inventados, y si dicen de dónde salen esos porcentajes o los retiran (pregunta prioritaria 3). El </w:t>
+      </w:r>
+      <w:r>
+        <w:rPr>
+          <w:rFonts w:ascii="Calibri" w:hAnsi="Calibri"/>
+          <w:b/>
+          <w:color w:val="2B2B2B"/>
+          <w:sz w:val="22"/>
+        </w:rPr>
+        <w:t>criterio 1 pasa a 4</w:t>
+      </w:r>
+      <w:r>
+        <w:rPr>
+          <w:rFonts w:ascii="Calibri" w:hAnsi="Calibri"/>
+          <w:b w:val="0"/>
+          <w:color w:val="2B2B2B"/>
+          <w:sz w:val="22"/>
+        </w:rPr>
+        <w:t xml:space="preserve"> si distinguen qué parte del modelo es específica del Valle del Cauca y qué parte sería idéntica en cualquier zona rural del país (pregunta 2).</w:t>
+      </w:r>
+    </w:p>
+    <w:p>
+      <w:r>
+        <w:rPr>
+          <w:rFonts w:ascii="Calibri" w:hAnsi="Calibri"/>
+          <w:b/>
+          <w:color w:val="2B2B2B"/>
+          <w:sz w:val="22"/>
+        </w:rPr>
+        <w:t>Qué la bajaría:</w:t>
+      </w:r>
+      <w:r>
+        <w:rPr>
+          <w:rFonts w:ascii="Calibri" w:hAnsi="Calibri"/>
+          <w:b w:val="0"/>
+          <w:color w:val="2B2B2B"/>
+          <w:sz w:val="22"/>
+        </w:rPr>
+        <w:t xml:space="preserve"> El </w:t>
+      </w:r>
+      <w:r>
+        <w:rPr>
+          <w:rFonts w:ascii="Calibri" w:hAnsi="Calibri"/>
+          <w:b/>
+          <w:color w:val="2B2B2B"/>
+          <w:sz w:val="22"/>
+        </w:rPr>
+        <w:t>criterio 2 baja a 3</w:t>
+      </w:r>
+      <w:r>
+        <w:rPr>
+          <w:rFonts w:ascii="Calibri" w:hAnsi="Calibri"/>
+          <w:b w:val="0"/>
+          <w:color w:val="2B2B2B"/>
+          <w:sz w:val="22"/>
+        </w:rPr>
+        <w:t xml:space="preserve"> si sostienen las 52 fuentes o no pueden explicar la duplicación (pregunta 1). Aviso operativo antes de proyectar: el PDF del mazo tiene 141 páginas porque desde la 13 trae pegado el documento completo — </w:t>
+      </w:r>
+      <w:r>
+        <w:rPr>
+          <w:rFonts w:ascii="Calibri" w:hAnsi="Calibri"/>
+          <w:b/>
+          <w:color w:val="2B2B2B"/>
+          <w:sz w:val="22"/>
+        </w:rPr>
+        <w:t>hay que pararse en la diapositiva 12</w:t>
+      </w:r>
+      <w:r>
+        <w:rPr>
+          <w:rFonts w:ascii="Calibri" w:hAnsi="Calibri"/>
+          <w:b w:val="0"/>
+          <w:color w:val="2B2B2B"/>
+          <w:sz w:val="22"/>
+        </w:rPr>
+        <w:t>.</w:t>
+      </w:r>
+    </w:p>
+    <w:p>
+      <w:pPr>
+        <w:spacing w:before="200" w:after="60"/>
+      </w:pPr>
+      <w:r>
+        <w:rPr>
+          <w:rFonts w:ascii="Calibri" w:hAnsi="Calibri"/>
+          <w:b/>
+          <w:color w:val="007433"/>
+          <w:sz w:val="32"/>
+        </w:rPr>
+        <w:t>9. Observaciones administrativas (no académicas)</w:t>
       </w:r>
     </w:p>
     <w:p>
@@ -3094,7 +5476,25 @@
           <w:color w:val="2B2B2B"/>
           <w:sz w:val="22"/>
         </w:rPr>
-        <w:t xml:space="preserve"> (para el informe escrito, no para la sala): «(2024-2025)» incrustado en la p. 17; lista de referencias sin alfabetizar, con entradas sin año y con la nota de trabajo «(o documento oficial vigente)» en la p. 127; en el mazo, frase corrompida y palabra repetida en la diapositiva 2, texto de plantilla sin reemplazar debajo de la imagen en la diapositiva 9 y divisor «Recursos adicionales» de la plantilla CUN en la diapositiva 12.</w:t>
+        <w:t xml:space="preserve"> (para el informe escrito, no para la sala): «(2024-2025)» incrustado en la p. 17; lista de referencias sin alfabetizar, con entradas sin año y con la nota de trabajo «(o documento oficial vigente)» en la p. 127; cita «(IEA, 2023)» en la p. 29 sin entrada correspondiente en referencias (hay 2021a, 2022 y 2024) y dos Planes Energéticos Nacionales distintos (2022-2052, p. 127; 2024-2054, p. 129). Las del mazo —las frases corrompidas de las diapositivas 2 y 3, el bloque de referencias cortado por el borde en la 6, la lista que se detiene en Mandelli en la 10, el texto de plantilla que quedó invisible bajo las imágenes de la 4 y la 9, y los dos divisores sin editar de la 11 y la 12— están en la </w:t>
+      </w:r>
+      <w:r>
+        <w:rPr>
+          <w:rFonts w:ascii="Calibri" w:hAnsi="Calibri"/>
+          <w:b/>
+          <w:color w:val="2B2B2B"/>
+          <w:sz w:val="22"/>
+        </w:rPr>
+        <w:t>§5</w:t>
+      </w:r>
+      <w:r>
+        <w:rPr>
+          <w:rFonts w:ascii="Calibri" w:hAnsi="Calibri"/>
+          <w:b w:val="0"/>
+          <w:color w:val="2B2B2B"/>
+          <w:sz w:val="22"/>
+        </w:rPr>
+        <w:t>, que es donde se revisa el mazo.</w:t>
       </w:r>
     </w:p>
     <w:sectPr>
